--- a/Discovery.docx
+++ b/Discovery.docx
@@ -1,6 +1,6 @@
 
 <file path=word/document.xml><?xml version="1.0" encoding="utf-8"?>
-<w:document xmlns:wpc="http://schemas.microsoft.com/office/word/2010/wordprocessingCanvas" xmlns:cx="http://schemas.microsoft.com/office/drawing/2014/chartex" xmlns:cx1="http://schemas.microsoft.com/office/drawing/2015/9/8/chartex" xmlns:cx2="http://schemas.microsoft.com/office/drawing/2015/10/21/chartex" xmlns:cx3="http://schemas.microsoft.com/office/drawing/2016/5/9/chartex" xmlns:cx4="http://schemas.microsoft.com/office/drawing/2016/5/10/chartex" xmlns:cx5="http://schemas.microsoft.com/office/drawing/2016/5/11/chartex" xmlns:cx6="http://schemas.microsoft.com/office/drawing/2016/5/12/chartex" xmlns:cx7="http://schemas.microsoft.com/office/drawing/2016/5/13/chartex" xmlns:cx8="http://schemas.microsoft.com/office/drawing/2016/5/14/chartex" xmlns:mc="http://schemas.openxmlformats.org/markup-compatibility/2006" xmlns:m="http://schemas.openxmlformats.org/officeDocument/2006/math" xmlns:aink="http://schemas.microsoft.com/office/drawing/2016/ink" xmlns:am3d="http://schemas.microsoft.com/office/drawing/2017/model3d" xmlns:oel="http://schemas.microsoft.com/office/2019/extlst" xmlns:r="http://schemas.openxmlformats.org/officeDocument/2006/relationships" xmlns:wp14="http://schemas.microsoft.com/office/word/2010/wordprocessingDrawing" xmlns:wp="http://schemas.openxmlformats.org/drawingml/2006/wordprocessingDrawing" xmlns:wpg="http://schemas.microsoft.com/office/word/2010/wordprocessingGroup" xmlns:wpi="http://schemas.microsoft.com/office/word/2010/wordprocessingInk" xmlns:wps="http://schemas.microsoft.com/office/word/2010/wordprocessingShape" xmlns:o="urn:schemas-microsoft-com:office:office" xmlns:v="urn:schemas-microsoft-com:vml" xmlns:w10="urn:schemas-microsoft-com:office:word" xmlns:w="http://schemas.openxmlformats.org/wordprocessingml/2006/main" xmlns:w14="http://schemas.microsoft.com/office/word/2010/wordml" xmlns:w15="http://schemas.microsoft.com/office/word/2012/wordml" xmlns:w16cei="http://schemas.microsoft.com/office/word/2026/wordml/cei" xmlns:w16cex="http://schemas.microsoft.com/office/word/2018/wordml/cex" xmlns:w16cid="http://schemas.microsoft.com/office/word/2016/wordml/cid" xmlns:w16="http://schemas.microsoft.com/office/word/2018/wordml" xmlns:w16sdtdh="http://schemas.microsoft.com/office/word/2020/wordml/sdtdatahash" xmlns:w16sdtfl="http://schemas.microsoft.com/office/word/2024/wordml/sdtformatlock" xmlns:w16se="http://schemas.microsoft.com/office/word/2015/wordml/symex" xmlns:w16du="http://schemas.microsoft.com/office/word/2023/wordml/word16du" xmlns:wne="http://schemas.microsoft.com/office/word/2006/wordml" mc:Ignorable="w14 w15 w16se w16cid w16 w16cex w16sdtdh w16sdtfl w16du wp14">
+<w:document xmlns:wpc="http://schemas.microsoft.com/office/word/2010/wordprocessingCanvas" xmlns:cx="http://schemas.microsoft.com/office/drawing/2014/chartex" xmlns:cx1="http://schemas.microsoft.com/office/drawing/2015/9/8/chartex" xmlns:cx2="http://schemas.microsoft.com/office/drawing/2015/10/21/chartex" xmlns:cx3="http://schemas.microsoft.com/office/drawing/2016/5/9/chartex" xmlns:cx4="http://schemas.microsoft.com/office/drawing/2016/5/10/chartex" xmlns:cx5="http://schemas.microsoft.com/office/drawing/2016/5/11/chartex" xmlns:cx6="http://schemas.microsoft.com/office/drawing/2016/5/12/chartex" xmlns:cx7="http://schemas.microsoft.com/office/drawing/2016/5/13/chartex" xmlns:cx8="http://schemas.microsoft.com/office/drawing/2016/5/14/chartex" xmlns:mc="http://schemas.openxmlformats.org/markup-compatibility/2006" xmlns:aink="http://schemas.microsoft.com/office/drawing/2016/ink" xmlns:am3d="http://schemas.microsoft.com/office/drawing/2017/model3d" xmlns:o="urn:schemas-microsoft-com:office:office" xmlns:oel="http://schemas.microsoft.com/office/2019/extlst" xmlns:r="http://schemas.openxmlformats.org/officeDocument/2006/relationships" xmlns:m="http://schemas.openxmlformats.org/officeDocument/2006/math" xmlns:v="urn:schemas-microsoft-com:vml" xmlns:wp14="http://schemas.microsoft.com/office/word/2010/wordprocessingDrawing" xmlns:wp="http://schemas.openxmlformats.org/drawingml/2006/wordprocessingDrawing" xmlns:w10="urn:schemas-microsoft-com:office:word" xmlns:w="http://schemas.openxmlformats.org/wordprocessingml/2006/main" xmlns:w14="http://schemas.microsoft.com/office/word/2010/wordml" xmlns:w15="http://schemas.microsoft.com/office/word/2012/wordml" xmlns:w16cei="http://schemas.microsoft.com/office/word/2026/wordml/cei" xmlns:w16cex="http://schemas.microsoft.com/office/word/2018/wordml/cex" xmlns:w16cid="http://schemas.microsoft.com/office/word/2016/wordml/cid" xmlns:w16="http://schemas.microsoft.com/office/word/2018/wordml" xmlns:w16du="http://schemas.microsoft.com/office/word/2023/wordml/word16du" xmlns:w16sdtdh="http://schemas.microsoft.com/office/word/2020/wordml/sdtdatahash" xmlns:w16sdtfl="http://schemas.microsoft.com/office/word/2024/wordml/sdtformatlock" xmlns:w16se="http://schemas.microsoft.com/office/word/2015/wordml/symex" xmlns:wpg="http://schemas.microsoft.com/office/word/2010/wordprocessingGroup" xmlns:wpi="http://schemas.microsoft.com/office/word/2010/wordprocessingInk" xmlns:wne="http://schemas.microsoft.com/office/word/2006/wordml" xmlns:wps="http://schemas.microsoft.com/office/word/2010/wordprocessingShape" mc:Ignorable="w14 w15 w16se w16cid w16 w16cex w16sdtdh w16sdtfl w16du wp14">
   <w:body>
     <w:p>
       <w:pPr>
@@ -53,23 +53,7 @@
           <w:b/>
           <w:bCs/>
         </w:rPr>
-        <w:t xml:space="preserve">Fix-first shortlist: C1 (raw samples / percentiles), V1 (weighted averaging), W1 (timeout </w:t>
-      </w:r>
-      <w:proofErr w:type="gramStart"/>
-      <w:r>
-        <w:rPr>
-          <w:b/>
-          <w:bCs/>
-        </w:rPr>
-        <w:t>actually applied</w:t>
-      </w:r>
-      <w:proofErr w:type="gramEnd"/>
-      <w:r>
-        <w:rPr>
-          <w:b/>
-          <w:bCs/>
-        </w:rPr>
-        <w:t>), W2 (FQDN matching), C2 (import-template output mode).</w:t>
+        <w:t>Fix-first shortlist: C1 (raw samples / percentiles), V1 (weighted averaging), W1 (timeout actually applied), W2 (FQDN matching), C2 (import-template output mode).</w:t>
       </w:r>
     </w:p>
     <w:p>
@@ -117,12 +101,6 @@
         <w:gridCol w:w="1672"/>
       </w:tblGrid>
       <w:tr>
-        <w:tblPrEx>
-          <w:tblCellMar>
-            <w:top w:w="0" w:type="dxa"/>
-            <w:bottom w:w="0" w:type="dxa"/>
-          </w:tblCellMar>
-        </w:tblPrEx>
         <w:trPr>
           <w:cantSplit/>
           <w:tblHeader/>
@@ -281,12 +259,6 @@
         </w:tc>
       </w:tr>
       <w:tr>
-        <w:tblPrEx>
-          <w:tblCellMar>
-            <w:top w:w="0" w:type="dxa"/>
-            <w:bottom w:w="0" w:type="dxa"/>
-          </w:tblCellMar>
-        </w:tblPrEx>
         <w:trPr>
           <w:cantSplit/>
         </w:trPr>
@@ -459,12 +431,35 @@
                 <w:szCs w:val="16"/>
               </w:rPr>
             </w:pPr>
-            <w:r>
-              <w:rPr>
-                <w:sz w:val="16"/>
-                <w:szCs w:val="16"/>
-              </w:rPr>
-              <w:t>Yes – Added -</w:t>
+          </w:p>
+          <w:p>
+            <w:pPr>
+              <w:rPr>
+                <w:sz w:val="16"/>
+                <w:szCs w:val="16"/>
+              </w:rPr>
+            </w:pPr>
+          </w:p>
+          <w:p>
+            <w:pPr>
+              <w:rPr>
+                <w:sz w:val="16"/>
+                <w:szCs w:val="16"/>
+              </w:rPr>
+            </w:pPr>
+            <w:r>
+              <w:rPr>
+                <w:sz w:val="16"/>
+                <w:szCs w:val="16"/>
+              </w:rPr>
+              <w:t>Yes – Added</w:t>
+            </w:r>
+            <w:r>
+              <w:rPr>
+                <w:sz w:val="16"/>
+                <w:szCs w:val="16"/>
+              </w:rPr>
+              <w:t xml:space="preserve"> </w:t>
             </w:r>
             <w:proofErr w:type="spellStart"/>
             <w:r>
@@ -480,25 +475,35 @@
                 <w:sz w:val="16"/>
                 <w:szCs w:val="16"/>
               </w:rPr>
-              <w:t xml:space="preserve"> that writes to </w:t>
-            </w:r>
-            <w:r>
-              <w:rPr>
-                <w:sz w:val="16"/>
-                <w:szCs w:val="16"/>
-              </w:rPr>
-              <w:t>network P95 columns to the summary CSV always. This gives you both the evidence file and the summary-level percentile the utilisation dispute needs.</w:t>
+              <w:t xml:space="preserve"> that </w:t>
+            </w:r>
+            <w:r>
+              <w:rPr>
+                <w:sz w:val="16"/>
+                <w:szCs w:val="16"/>
+              </w:rPr>
+              <w:t xml:space="preserve">and added 95 </w:t>
+            </w:r>
+            <w:proofErr w:type="gramStart"/>
+            <w:r>
+              <w:rPr>
+                <w:sz w:val="16"/>
+                <w:szCs w:val="16"/>
+              </w:rPr>
+              <w:t>percentile</w:t>
+            </w:r>
+            <w:proofErr w:type="gramEnd"/>
+            <w:r>
+              <w:rPr>
+                <w:sz w:val="16"/>
+                <w:szCs w:val="16"/>
+              </w:rPr>
+              <w:t xml:space="preserve"> for CPU and Mem in UtilizationSummary.csv</w:t>
             </w:r>
           </w:p>
         </w:tc>
       </w:tr>
       <w:tr>
-        <w:tblPrEx>
-          <w:tblCellMar>
-            <w:top w:w="0" w:type="dxa"/>
-            <w:bottom w:w="0" w:type="dxa"/>
-          </w:tblCellMar>
-        </w:tblPrEx>
         <w:trPr>
           <w:cantSplit/>
         </w:trPr>
@@ -646,15 +651,47 @@
               </w:rPr>
             </w:pPr>
           </w:p>
+          <w:p>
+            <w:pPr>
+              <w:rPr>
+                <w:sz w:val="16"/>
+                <w:szCs w:val="16"/>
+              </w:rPr>
+            </w:pPr>
+            <w:r>
+              <w:rPr>
+                <w:sz w:val="16"/>
+                <w:szCs w:val="16"/>
+              </w:rPr>
+              <w:t xml:space="preserve">Yes – Added </w:t>
+            </w:r>
+            <w:proofErr w:type="spellStart"/>
+            <w:r>
+              <w:rPr>
+                <w:sz w:val="16"/>
+                <w:szCs w:val="16"/>
+              </w:rPr>
+              <w:t>AzureMigrateCsv</w:t>
+            </w:r>
+            <w:proofErr w:type="spellEnd"/>
+            <w:r>
+              <w:rPr>
+                <w:sz w:val="16"/>
+                <w:szCs w:val="16"/>
+              </w:rPr>
+              <w:t xml:space="preserve"> option to output the template schema. Note that we are using P95</w:t>
+            </w:r>
+            <w:r>
+              <w:rPr>
+                <w:sz w:val="16"/>
+                <w:szCs w:val="16"/>
+              </w:rPr>
+              <w:t xml:space="preserve"> for CPU Utilization Percentage</w:t>
+            </w:r>
+          </w:p>
         </w:tc>
       </w:tr>
       <w:tr>
-        <w:tblPrEx>
-          <w:tblCellMar>
-            <w:top w:w="0" w:type="dxa"/>
-            <w:bottom w:w="0" w:type="dxa"/>
-          </w:tblCellMar>
-        </w:tblPrEx>
         <w:trPr>
           <w:cantSplit/>
         </w:trPr>
@@ -670,12 +707,18 @@
             <w:vAlign w:val="center"/>
           </w:tcPr>
           <w:p>
-            <w:r>
-              <w:rPr>
-                <w:b/>
-                <w:bCs/>
-                <w:sz w:val="16"/>
-                <w:szCs w:val="16"/>
+            <w:pPr>
+              <w:rPr>
+                <w:highlight w:val="yellow"/>
+              </w:rPr>
+            </w:pPr>
+            <w:r>
+              <w:rPr>
+                <w:b/>
+                <w:bCs/>
+                <w:sz w:val="16"/>
+                <w:szCs w:val="16"/>
+                <w:highlight w:val="yellow"/>
               </w:rPr>
               <w:t>C3</w:t>
             </w:r>
@@ -693,6 +736,11 @@
             <w:vAlign w:val="center"/>
           </w:tcPr>
           <w:p>
+            <w:pPr>
+              <w:rPr>
+                <w:highlight w:val="yellow"/>
+              </w:rPr>
+            </w:pPr>
             <w:r>
               <w:rPr>
                 <w:b/>
@@ -700,6 +748,7 @@
                 <w:color w:val="B9770E"/>
                 <w:sz w:val="16"/>
                 <w:szCs w:val="16"/>
+                <w:highlight w:val="yellow"/>
               </w:rPr>
               <w:t>High</w:t>
             </w:r>
@@ -717,10 +766,16 @@
             <w:vAlign w:val="center"/>
           </w:tcPr>
           <w:p>
-            <w:r>
-              <w:rPr>
-                <w:sz w:val="16"/>
-                <w:szCs w:val="16"/>
+            <w:pPr>
+              <w:rPr>
+                <w:highlight w:val="yellow"/>
+              </w:rPr>
+            </w:pPr>
+            <w:r>
+              <w:rPr>
+                <w:sz w:val="16"/>
+                <w:szCs w:val="16"/>
+                <w:highlight w:val="yellow"/>
               </w:rPr>
               <w:t>Packaging (zip)</w:t>
             </w:r>
@@ -738,10 +793,16 @@
             <w:vAlign w:val="center"/>
           </w:tcPr>
           <w:p>
-            <w:r>
-              <w:rPr>
-                <w:sz w:val="16"/>
-                <w:szCs w:val="16"/>
+            <w:pPr>
+              <w:rPr>
+                <w:highlight w:val="yellow"/>
+              </w:rPr>
+            </w:pPr>
+            <w:r>
+              <w:rPr>
+                <w:sz w:val="16"/>
+                <w:szCs w:val="16"/>
+                <w:highlight w:val="yellow"/>
               </w:rPr>
               <w:t>Zip contains the full .git history including the remote URL (github.com/Mine/</w:t>
             </w:r>
@@ -750,6 +811,7 @@
               <w:rPr>
                 <w:sz w:val="16"/>
                 <w:szCs w:val="16"/>
+                <w:highlight w:val="yellow"/>
               </w:rPr>
               <w:t>auspost</w:t>
             </w:r>
@@ -758,6 +820,7 @@
               <w:rPr>
                 <w:sz w:val="16"/>
                 <w:szCs w:val="16"/>
+                <w:highlight w:val="yellow"/>
               </w:rPr>
               <w:t>-azure-migrate-discovery), .</w:t>
             </w:r>
@@ -766,6 +829,7 @@
               <w:rPr>
                 <w:sz w:val="16"/>
                 <w:szCs w:val="16"/>
+                <w:highlight w:val="yellow"/>
               </w:rPr>
               <w:t>DS_Store</w:t>
             </w:r>
@@ -774,6 +838,7 @@
               <w:rPr>
                 <w:sz w:val="16"/>
                 <w:szCs w:val="16"/>
+                <w:highlight w:val="yellow"/>
               </w:rPr>
               <w:t xml:space="preserve"> and __MACOSX artefacts; the SQL script hardcodes client domain names. Client-identifying material in a reusable artefact.</w:t>
             </w:r>
@@ -791,10 +856,16 @@
             <w:vAlign w:val="center"/>
           </w:tcPr>
           <w:p>
-            <w:r>
-              <w:rPr>
-                <w:sz w:val="16"/>
-                <w:szCs w:val="16"/>
+            <w:pPr>
+              <w:rPr>
+                <w:highlight w:val="yellow"/>
+              </w:rPr>
+            </w:pPr>
+            <w:r>
+              <w:rPr>
+                <w:sz w:val="16"/>
+                <w:szCs w:val="16"/>
+                <w:highlight w:val="yellow"/>
               </w:rPr>
               <w:t>Distribute a clean export (git archive); parameterise client-specific values; add a packaging checklist</w:t>
             </w:r>
@@ -809,18 +880,13 @@
               <w:rPr>
                 <w:sz w:val="16"/>
                 <w:szCs w:val="16"/>
+                <w:highlight w:val="yellow"/>
               </w:rPr>
             </w:pPr>
           </w:p>
         </w:tc>
       </w:tr>
       <w:tr>
-        <w:tblPrEx>
-          <w:tblCellMar>
-            <w:top w:w="0" w:type="dxa"/>
-            <w:bottom w:w="0" w:type="dxa"/>
-          </w:tblCellMar>
-        </w:tblPrEx>
         <w:trPr>
           <w:cantSplit/>
         </w:trPr>
@@ -837,12 +903,18 @@
             <w:vAlign w:val="center"/>
           </w:tcPr>
           <w:p>
-            <w:r>
-              <w:rPr>
-                <w:b/>
-                <w:bCs/>
-                <w:sz w:val="16"/>
-                <w:szCs w:val="16"/>
+            <w:pPr>
+              <w:rPr>
+                <w:highlight w:val="yellow"/>
+              </w:rPr>
+            </w:pPr>
+            <w:r>
+              <w:rPr>
+                <w:b/>
+                <w:bCs/>
+                <w:sz w:val="16"/>
+                <w:szCs w:val="16"/>
+                <w:highlight w:val="yellow"/>
               </w:rPr>
               <w:t>C4</w:t>
             </w:r>
@@ -861,6 +933,11 @@
             <w:vAlign w:val="center"/>
           </w:tcPr>
           <w:p>
+            <w:pPr>
+              <w:rPr>
+                <w:highlight w:val="yellow"/>
+              </w:rPr>
+            </w:pPr>
             <w:r>
               <w:rPr>
                 <w:b/>
@@ -868,6 +945,7 @@
                 <w:color w:val="B9770E"/>
                 <w:sz w:val="16"/>
                 <w:szCs w:val="16"/>
+                <w:highlight w:val="yellow"/>
               </w:rPr>
               <w:t>High</w:t>
             </w:r>
@@ -886,10 +964,16 @@
             <w:vAlign w:val="center"/>
           </w:tcPr>
           <w:p>
-            <w:r>
-              <w:rPr>
-                <w:sz w:val="16"/>
-                <w:szCs w:val="16"/>
+            <w:pPr>
+              <w:rPr>
+                <w:highlight w:val="yellow"/>
+              </w:rPr>
+            </w:pPr>
+            <w:r>
+              <w:rPr>
+                <w:sz w:val="16"/>
+                <w:szCs w:val="16"/>
+                <w:highlight w:val="yellow"/>
               </w:rPr>
               <w:t>Examples folder</w:t>
             </w:r>
@@ -908,10 +992,16 @@
             <w:vAlign w:val="center"/>
           </w:tcPr>
           <w:p>
-            <w:r>
-              <w:rPr>
-                <w:sz w:val="16"/>
-                <w:szCs w:val="16"/>
+            <w:pPr>
+              <w:rPr>
+                <w:highlight w:val="yellow"/>
+              </w:rPr>
+            </w:pPr>
+            <w:r>
+              <w:rPr>
+                <w:sz w:val="16"/>
+                <w:szCs w:val="16"/>
+                <w:highlight w:val="yellow"/>
               </w:rPr>
               <w:t>Both example outputs are stale — generated by older script versions. UtilizationSummary.csv lacks the CPU-ready/balloon columns; SqlSummary.csv lacks the 90-day SSIS/SSRS usage and dependency-count columns. Validators comparing output to examples will conclude the scripts are broken.</w:t>
             </w:r>
@@ -930,10 +1020,16 @@
             <w:vAlign w:val="center"/>
           </w:tcPr>
           <w:p>
-            <w:r>
-              <w:rPr>
-                <w:sz w:val="16"/>
-                <w:szCs w:val="16"/>
+            <w:pPr>
+              <w:rPr>
+                <w:highlight w:val="yellow"/>
+              </w:rPr>
+            </w:pPr>
+            <w:r>
+              <w:rPr>
+                <w:sz w:val="16"/>
+                <w:szCs w:val="16"/>
+                <w:highlight w:val="yellow"/>
               </w:rPr>
               <w:t>Regenerate examples from the current scripts as part of any release</w:t>
             </w:r>
@@ -949,18 +1045,13 @@
               <w:rPr>
                 <w:sz w:val="16"/>
                 <w:szCs w:val="16"/>
+                <w:highlight w:val="yellow"/>
               </w:rPr>
             </w:pPr>
           </w:p>
         </w:tc>
       </w:tr>
       <w:tr>
-        <w:tblPrEx>
-          <w:tblCellMar>
-            <w:top w:w="0" w:type="dxa"/>
-            <w:bottom w:w="0" w:type="dxa"/>
-          </w:tblCellMar>
-        </w:tblPrEx>
         <w:trPr>
           <w:cantSplit/>
         </w:trPr>
@@ -976,12 +1067,18 @@
             <w:vAlign w:val="center"/>
           </w:tcPr>
           <w:p>
-            <w:r>
-              <w:rPr>
-                <w:b/>
-                <w:bCs/>
-                <w:sz w:val="16"/>
-                <w:szCs w:val="16"/>
+            <w:pPr>
+              <w:rPr>
+                <w:highlight w:val="yellow"/>
+              </w:rPr>
+            </w:pPr>
+            <w:r>
+              <w:rPr>
+                <w:b/>
+                <w:bCs/>
+                <w:sz w:val="16"/>
+                <w:szCs w:val="16"/>
+                <w:highlight w:val="yellow"/>
               </w:rPr>
               <w:t>C5</w:t>
             </w:r>
@@ -999,6 +1096,11 @@
             <w:vAlign w:val="center"/>
           </w:tcPr>
           <w:p>
+            <w:pPr>
+              <w:rPr>
+                <w:highlight w:val="yellow"/>
+              </w:rPr>
+            </w:pPr>
             <w:r>
               <w:rPr>
                 <w:b/>
@@ -1006,6 +1108,7 @@
                 <w:color w:val="333544"/>
                 <w:sz w:val="16"/>
                 <w:szCs w:val="16"/>
+                <w:highlight w:val="yellow"/>
               </w:rPr>
               <w:t>Medium</w:t>
             </w:r>
@@ -1023,10 +1126,16 @@
             <w:vAlign w:val="center"/>
           </w:tcPr>
           <w:p>
-            <w:r>
-              <w:rPr>
-                <w:sz w:val="16"/>
-                <w:szCs w:val="16"/>
+            <w:pPr>
+              <w:rPr>
+                <w:highlight w:val="yellow"/>
+              </w:rPr>
+            </w:pPr>
+            <w:r>
+              <w:rPr>
+                <w:sz w:val="16"/>
+                <w:szCs w:val="16"/>
+                <w:highlight w:val="yellow"/>
               </w:rPr>
               <w:t>README</w:t>
             </w:r>
@@ -1044,10 +1153,16 @@
             <w:vAlign w:val="center"/>
           </w:tcPr>
           <w:p>
-            <w:r>
-              <w:rPr>
-                <w:sz w:val="16"/>
-                <w:szCs w:val="16"/>
+            <w:pPr>
+              <w:rPr>
+                <w:highlight w:val="yellow"/>
+              </w:rPr>
+            </w:pPr>
+            <w:r>
+              <w:rPr>
+                <w:sz w:val="16"/>
+                <w:szCs w:val="16"/>
+                <w:highlight w:val="yellow"/>
               </w:rPr>
               <w:t>README covers only the VMware script. No run instructions, required permissions, or output reference for the Windows inventory or SQL scripts — the two that client security will scrutinise hardest.</w:t>
             </w:r>
@@ -1065,10 +1180,16 @@
             <w:vAlign w:val="center"/>
           </w:tcPr>
           <w:p>
-            <w:r>
-              <w:rPr>
-                <w:sz w:val="16"/>
-                <w:szCs w:val="16"/>
+            <w:pPr>
+              <w:rPr>
+                <w:highlight w:val="yellow"/>
+              </w:rPr>
+            </w:pPr>
+            <w:r>
+              <w:rPr>
+                <w:sz w:val="16"/>
+                <w:szCs w:val="16"/>
+                <w:highlight w:val="yellow"/>
               </w:rPr>
               <w:t>Document all three: permissions (read-only scope), how to run, expected outputs, and data sensitivity of outputs</w:t>
             </w:r>
@@ -1083,6 +1204,7 @@
               <w:rPr>
                 <w:sz w:val="16"/>
                 <w:szCs w:val="16"/>
+                <w:highlight w:val="yellow"/>
               </w:rPr>
             </w:pPr>
           </w:p>
@@ -1110,7 +1232,7 @@
     </w:p>
     <w:tbl>
       <w:tblPr>
-        <w:tblW w:w="9026" w:type="dxa"/>
+        <w:tblW w:w="9396" w:type="dxa"/>
         <w:tblBorders>
           <w:top w:val="single" w:sz="4" w:space="0" w:color="C8C8CC"/>
           <w:left w:val="single" w:sz="4" w:space="0" w:color="C8C8CC"/>
@@ -1126,26 +1248,21 @@
         <w:tblLook w:val="04A0" w:firstRow="1" w:lastRow="0" w:firstColumn="1" w:lastColumn="0" w:noHBand="0" w:noVBand="1"/>
       </w:tblPr>
       <w:tblGrid>
-        <w:gridCol w:w="513"/>
-        <w:gridCol w:w="1038"/>
+        <w:gridCol w:w="460"/>
+        <w:gridCol w:w="937"/>
         <w:gridCol w:w="1653"/>
-        <w:gridCol w:w="3025"/>
-        <w:gridCol w:w="2797"/>
+        <w:gridCol w:w="2398"/>
+        <w:gridCol w:w="1927"/>
+        <w:gridCol w:w="2021"/>
       </w:tblGrid>
       <w:tr>
-        <w:tblPrEx>
-          <w:tblCellMar>
-            <w:top w:w="0" w:type="dxa"/>
-            <w:bottom w:w="0" w:type="dxa"/>
-          </w:tblCellMar>
-        </w:tblPrEx>
         <w:trPr>
           <w:cantSplit/>
           <w:tblHeader/>
         </w:trPr>
         <w:tc>
           <w:tcPr>
-            <w:tcW w:w="520" w:type="dxa"/>
+            <w:tcW w:w="460" w:type="dxa"/>
             <w:shd w:val="clear" w:color="auto" w:fill="00D700"/>
             <w:tcMar>
               <w:top w:w="55" w:type="dxa"/>
@@ -1171,7 +1288,7 @@
         </w:tc>
         <w:tc>
           <w:tcPr>
-            <w:tcW w:w="1050" w:type="dxa"/>
+            <w:tcW w:w="937" w:type="dxa"/>
             <w:shd w:val="clear" w:color="auto" w:fill="00D700"/>
             <w:tcMar>
               <w:top w:w="55" w:type="dxa"/>
@@ -1196,7 +1313,7 @@
         </w:tc>
         <w:tc>
           <w:tcPr>
-            <w:tcW w:w="1500" w:type="dxa"/>
+            <w:tcW w:w="1653" w:type="dxa"/>
             <w:shd w:val="clear" w:color="auto" w:fill="00D700"/>
             <w:tcMar>
               <w:top w:w="55" w:type="dxa"/>
@@ -1221,7 +1338,7 @@
         </w:tc>
         <w:tc>
           <w:tcPr>
-            <w:tcW w:w="3100" w:type="dxa"/>
+            <w:tcW w:w="2398" w:type="dxa"/>
             <w:shd w:val="clear" w:color="auto" w:fill="00D700"/>
             <w:tcMar>
               <w:top w:w="55" w:type="dxa"/>
@@ -1246,7 +1363,7 @@
         </w:tc>
         <w:tc>
           <w:tcPr>
-            <w:tcW w:w="2856" w:type="dxa"/>
+            <w:tcW w:w="1927" w:type="dxa"/>
             <w:shd w:val="clear" w:color="auto" w:fill="00D700"/>
             <w:tcMar>
               <w:top w:w="55" w:type="dxa"/>
@@ -1266,23 +1383,44 @@
                 <w:szCs w:val="16"/>
               </w:rPr>
               <w:t>Recommended fix</w:t>
+            </w:r>
+          </w:p>
+        </w:tc>
+        <w:tc>
+          <w:tcPr>
+            <w:tcW w:w="2021" w:type="dxa"/>
+            <w:shd w:val="clear" w:color="auto" w:fill="00D700"/>
+          </w:tcPr>
+          <w:p>
+            <w:pPr>
+              <w:rPr>
+                <w:b/>
+                <w:bCs/>
+                <w:color w:val="FFFFFF"/>
+                <w:sz w:val="16"/>
+                <w:szCs w:val="16"/>
+              </w:rPr>
+            </w:pPr>
+            <w:r>
+              <w:rPr>
+                <w:b/>
+                <w:bCs/>
+                <w:color w:val="FFFFFF"/>
+                <w:sz w:val="16"/>
+                <w:szCs w:val="16"/>
+              </w:rPr>
+              <w:t xml:space="preserve"> Fixed</w:t>
             </w:r>
           </w:p>
         </w:tc>
       </w:tr>
       <w:tr>
-        <w:tblPrEx>
-          <w:tblCellMar>
-            <w:top w:w="0" w:type="dxa"/>
-            <w:bottom w:w="0" w:type="dxa"/>
-          </w:tblCellMar>
-        </w:tblPrEx>
         <w:trPr>
           <w:cantSplit/>
         </w:trPr>
         <w:tc>
           <w:tcPr>
-            <w:tcW w:w="520" w:type="dxa"/>
+            <w:tcW w:w="460" w:type="dxa"/>
             <w:tcMar>
               <w:top w:w="55" w:type="dxa"/>
               <w:left w:w="95" w:type="dxa"/>
@@ -1305,7 +1443,7 @@
         </w:tc>
         <w:tc>
           <w:tcPr>
-            <w:tcW w:w="1050" w:type="dxa"/>
+            <w:tcW w:w="937" w:type="dxa"/>
             <w:tcMar>
               <w:top w:w="55" w:type="dxa"/>
               <w:left w:w="95" w:type="dxa"/>
@@ -1329,7 +1467,7 @@
         </w:tc>
         <w:tc>
           <w:tcPr>
-            <w:tcW w:w="1500" w:type="dxa"/>
+            <w:tcW w:w="1653" w:type="dxa"/>
             <w:tcMar>
               <w:top w:w="55" w:type="dxa"/>
               <w:left w:w="95" w:type="dxa"/>
@@ -1350,7 +1488,7 @@
         </w:tc>
         <w:tc>
           <w:tcPr>
-            <w:tcW w:w="3100" w:type="dxa"/>
+            <w:tcW w:w="2398" w:type="dxa"/>
             <w:tcMar>
               <w:top w:w="55" w:type="dxa"/>
               <w:left w:w="95" w:type="dxa"/>
@@ -1371,7 +1509,7 @@
         </w:tc>
         <w:tc>
           <w:tcPr>
-            <w:tcW w:w="2856" w:type="dxa"/>
+            <w:tcW w:w="1927" w:type="dxa"/>
             <w:tcMar>
               <w:top w:w="55" w:type="dxa"/>
               <w:left w:w="95" w:type="dxa"/>
@@ -1387,23 +1525,89 @@
                 <w:szCs w:val="16"/>
               </w:rPr>
               <w:t>Weight each sample by its interval seconds, or compute per-segment averages and combine time-weighted</w:t>
+            </w:r>
+          </w:p>
+        </w:tc>
+        <w:tc>
+          <w:tcPr>
+            <w:tcW w:w="2021" w:type="dxa"/>
+          </w:tcPr>
+          <w:p>
+            <w:pPr>
+              <w:rPr>
+                <w:sz w:val="16"/>
+                <w:szCs w:val="16"/>
+              </w:rPr>
+            </w:pPr>
+          </w:p>
+          <w:p>
+            <w:pPr>
+              <w:rPr>
+                <w:sz w:val="16"/>
+                <w:szCs w:val="16"/>
+              </w:rPr>
+            </w:pPr>
+            <w:r>
+              <w:rPr>
+                <w:sz w:val="16"/>
+                <w:szCs w:val="16"/>
+              </w:rPr>
+              <w:t xml:space="preserve">Yes – </w:t>
+            </w:r>
+            <w:r>
+              <w:rPr>
+                <w:sz w:val="16"/>
+                <w:szCs w:val="16"/>
+              </w:rPr>
+              <w:t>added a time-weighted mean that uses sample interval seconds as the weight.</w:t>
+            </w:r>
+          </w:p>
+          <w:p>
+            <w:pPr>
+              <w:rPr>
+                <w:sz w:val="16"/>
+                <w:szCs w:val="16"/>
+              </w:rPr>
+            </w:pPr>
+            <w:r>
+              <w:rPr>
+                <w:sz w:val="16"/>
+                <w:szCs w:val="16"/>
+              </w:rPr>
+              <w:t>Example: 5 minutes = 300 seconds.</w:t>
+            </w:r>
+            <w:r>
+              <w:rPr>
+                <w:sz w:val="16"/>
+                <w:szCs w:val="16"/>
+              </w:rPr>
+              <w:br/>
+            </w:r>
+          </w:p>
+          <w:p>
+            <w:pPr>
+              <w:rPr>
+                <w:sz w:val="16"/>
+                <w:szCs w:val="16"/>
+              </w:rPr>
+            </w:pPr>
+            <w:r>
+              <w:rPr>
+                <w:sz w:val="16"/>
+                <w:szCs w:val="16"/>
+              </w:rPr>
+              <w:t>This gives a time-accurate average across mixed rollup intervals, instead of a row-count-biased average.</w:t>
             </w:r>
           </w:p>
         </w:tc>
       </w:tr>
       <w:tr>
-        <w:tblPrEx>
-          <w:tblCellMar>
-            <w:top w:w="0" w:type="dxa"/>
-            <w:bottom w:w="0" w:type="dxa"/>
-          </w:tblCellMar>
-        </w:tblPrEx>
         <w:trPr>
           <w:cantSplit/>
         </w:trPr>
         <w:tc>
           <w:tcPr>
-            <w:tcW w:w="520" w:type="dxa"/>
+            <w:tcW w:w="460" w:type="dxa"/>
             <w:shd w:val="clear" w:color="auto" w:fill="F4F4F6"/>
             <w:tcMar>
               <w:top w:w="55" w:type="dxa"/>
@@ -1427,7 +1631,7 @@
         </w:tc>
         <w:tc>
           <w:tcPr>
-            <w:tcW w:w="1050" w:type="dxa"/>
+            <w:tcW w:w="937" w:type="dxa"/>
             <w:shd w:val="clear" w:color="auto" w:fill="F4F4F6"/>
             <w:tcMar>
               <w:top w:w="55" w:type="dxa"/>
@@ -1452,7 +1656,7 @@
         </w:tc>
         <w:tc>
           <w:tcPr>
-            <w:tcW w:w="1500" w:type="dxa"/>
+            <w:tcW w:w="1653" w:type="dxa"/>
             <w:shd w:val="clear" w:color="auto" w:fill="F4F4F6"/>
             <w:tcMar>
               <w:top w:w="55" w:type="dxa"/>
@@ -1490,7 +1694,7 @@
         </w:tc>
         <w:tc>
           <w:tcPr>
-            <w:tcW w:w="3100" w:type="dxa"/>
+            <w:tcW w:w="2398" w:type="dxa"/>
             <w:shd w:val="clear" w:color="auto" w:fill="F4F4F6"/>
             <w:tcMar>
               <w:top w:w="55" w:type="dxa"/>
@@ -1528,7 +1732,7 @@
         </w:tc>
         <w:tc>
           <w:tcPr>
-            <w:tcW w:w="2856" w:type="dxa"/>
+            <w:tcW w:w="1927" w:type="dxa"/>
             <w:shd w:val="clear" w:color="auto" w:fill="F4F4F6"/>
             <w:tcMar>
               <w:top w:w="55" w:type="dxa"/>
@@ -1562,22 +1766,53 @@
               </w:rPr>
               <w:t xml:space="preserve"> to Get-Date; warn when the requested window exceeds retention</w:t>
             </w:r>
+          </w:p>
+        </w:tc>
+        <w:tc>
+          <w:tcPr>
+            <w:tcW w:w="2021" w:type="dxa"/>
+            <w:shd w:val="clear" w:color="auto" w:fill="F4F4F6"/>
+          </w:tcPr>
+          <w:p>
+            <w:pPr>
+              <w:rPr>
+                <w:sz w:val="16"/>
+                <w:szCs w:val="16"/>
+              </w:rPr>
+            </w:pPr>
+          </w:p>
+          <w:p>
+            <w:pPr>
+              <w:rPr>
+                <w:sz w:val="16"/>
+                <w:szCs w:val="16"/>
+              </w:rPr>
+            </w:pPr>
+            <w:r>
+              <w:rPr>
+                <w:sz w:val="16"/>
+                <w:szCs w:val="16"/>
+              </w:rPr>
+              <w:t xml:space="preserve">Yes – Script now checks retention against real current time to show what is actually stored. </w:t>
+            </w:r>
+          </w:p>
+          <w:p>
+            <w:pPr>
+              <w:rPr>
+                <w:sz w:val="16"/>
+                <w:szCs w:val="16"/>
+              </w:rPr>
+            </w:pPr>
           </w:p>
         </w:tc>
       </w:tr>
       <w:tr>
-        <w:tblPrEx>
-          <w:tblCellMar>
-            <w:top w:w="0" w:type="dxa"/>
-            <w:bottom w:w="0" w:type="dxa"/>
-          </w:tblCellMar>
-        </w:tblPrEx>
         <w:trPr>
           <w:cantSplit/>
         </w:trPr>
         <w:tc>
           <w:tcPr>
-            <w:tcW w:w="520" w:type="dxa"/>
+            <w:tcW w:w="460" w:type="dxa"/>
             <w:tcMar>
               <w:top w:w="55" w:type="dxa"/>
               <w:left w:w="95" w:type="dxa"/>
@@ -1600,7 +1835,7 @@
         </w:tc>
         <w:tc>
           <w:tcPr>
-            <w:tcW w:w="1050" w:type="dxa"/>
+            <w:tcW w:w="937" w:type="dxa"/>
             <w:tcMar>
               <w:top w:w="55" w:type="dxa"/>
               <w:left w:w="95" w:type="dxa"/>
@@ -1624,7 +1859,7 @@
         </w:tc>
         <w:tc>
           <w:tcPr>
-            <w:tcW w:w="1500" w:type="dxa"/>
+            <w:tcW w:w="1653" w:type="dxa"/>
             <w:tcMar>
               <w:top w:w="55" w:type="dxa"/>
               <w:left w:w="95" w:type="dxa"/>
@@ -1645,7 +1880,7 @@
         </w:tc>
         <w:tc>
           <w:tcPr>
-            <w:tcW w:w="3100" w:type="dxa"/>
+            <w:tcW w:w="2398" w:type="dxa"/>
             <w:tcMar>
               <w:top w:w="55" w:type="dxa"/>
               <w:left w:w="95" w:type="dxa"/>
@@ -1666,7 +1901,7 @@
         </w:tc>
         <w:tc>
           <w:tcPr>
-            <w:tcW w:w="2856" w:type="dxa"/>
+            <w:tcW w:w="1927" w:type="dxa"/>
             <w:tcMar>
               <w:top w:w="55" w:type="dxa"/>
               <w:left w:w="95" w:type="dxa"/>
@@ -1698,23 +1933,61 @@
                 <w:szCs w:val="16"/>
               </w:rPr>
               <w:t>/Id; carry the name only for display</w:t>
+            </w:r>
+          </w:p>
+        </w:tc>
+        <w:tc>
+          <w:tcPr>
+            <w:tcW w:w="2021" w:type="dxa"/>
+          </w:tcPr>
+          <w:p>
+            <w:pPr>
+              <w:rPr>
+                <w:sz w:val="16"/>
+                <w:szCs w:val="16"/>
+              </w:rPr>
+            </w:pPr>
+          </w:p>
+          <w:p>
+            <w:pPr>
+              <w:rPr>
+                <w:sz w:val="16"/>
+                <w:szCs w:val="16"/>
+              </w:rPr>
+            </w:pPr>
+            <w:r>
+              <w:rPr>
+                <w:sz w:val="16"/>
+                <w:szCs w:val="16"/>
+              </w:rPr>
+              <w:t xml:space="preserve">Yes – internal stat keys use VM id / </w:t>
+            </w:r>
+            <w:proofErr w:type="spellStart"/>
+            <w:r>
+              <w:rPr>
+                <w:sz w:val="16"/>
+                <w:szCs w:val="16"/>
+              </w:rPr>
+              <w:t>MoRef</w:t>
+            </w:r>
+            <w:proofErr w:type="spellEnd"/>
+            <w:r>
+              <w:rPr>
+                <w:sz w:val="16"/>
+                <w:szCs w:val="16"/>
+              </w:rPr>
+              <w:t xml:space="preserve"> and name is only used for display so duplicate VM names will not merge. </w:t>
             </w:r>
           </w:p>
         </w:tc>
       </w:tr>
       <w:tr>
-        <w:tblPrEx>
-          <w:tblCellMar>
-            <w:top w:w="0" w:type="dxa"/>
-            <w:bottom w:w="0" w:type="dxa"/>
-          </w:tblCellMar>
-        </w:tblPrEx>
         <w:trPr>
           <w:cantSplit/>
         </w:trPr>
         <w:tc>
           <w:tcPr>
-            <w:tcW w:w="520" w:type="dxa"/>
+            <w:tcW w:w="460" w:type="dxa"/>
             <w:shd w:val="clear" w:color="auto" w:fill="F4F4F6"/>
             <w:tcMar>
               <w:top w:w="55" w:type="dxa"/>
@@ -1738,7 +2011,7 @@
         </w:tc>
         <w:tc>
           <w:tcPr>
-            <w:tcW w:w="1050" w:type="dxa"/>
+            <w:tcW w:w="937" w:type="dxa"/>
             <w:shd w:val="clear" w:color="auto" w:fill="F4F4F6"/>
             <w:tcMar>
               <w:top w:w="55" w:type="dxa"/>
@@ -1763,7 +2036,7 @@
         </w:tc>
         <w:tc>
           <w:tcPr>
-            <w:tcW w:w="1500" w:type="dxa"/>
+            <w:tcW w:w="1653" w:type="dxa"/>
             <w:shd w:val="clear" w:color="auto" w:fill="F4F4F6"/>
             <w:tcMar>
               <w:top w:w="55" w:type="dxa"/>
@@ -1819,7 +2092,7 @@
         </w:tc>
         <w:tc>
           <w:tcPr>
-            <w:tcW w:w="3100" w:type="dxa"/>
+            <w:tcW w:w="2398" w:type="dxa"/>
             <w:shd w:val="clear" w:color="auto" w:fill="F4F4F6"/>
             <w:tcMar>
               <w:top w:w="55" w:type="dxa"/>
@@ -1841,7 +2114,7 @@
         </w:tc>
         <w:tc>
           <w:tcPr>
-            <w:tcW w:w="2856" w:type="dxa"/>
+            <w:tcW w:w="1927" w:type="dxa"/>
             <w:shd w:val="clear" w:color="auto" w:fill="F4F4F6"/>
             <w:tcMar>
               <w:top w:w="55" w:type="dxa"/>
@@ -1879,20 +2152,89 @@
             </w:r>
           </w:p>
         </w:tc>
+        <w:tc>
+          <w:tcPr>
+            <w:tcW w:w="2021" w:type="dxa"/>
+            <w:shd w:val="clear" w:color="auto" w:fill="F4F4F6"/>
+          </w:tcPr>
+          <w:p>
+            <w:pPr>
+              <w:rPr>
+                <w:sz w:val="16"/>
+                <w:szCs w:val="16"/>
+              </w:rPr>
+            </w:pPr>
+          </w:p>
+          <w:p>
+            <w:pPr>
+              <w:rPr>
+                <w:sz w:val="16"/>
+                <w:szCs w:val="16"/>
+              </w:rPr>
+            </w:pPr>
+            <w:r>
+              <w:rPr>
+                <w:sz w:val="16"/>
+                <w:szCs w:val="16"/>
+              </w:rPr>
+              <w:t xml:space="preserve">Yes – </w:t>
+            </w:r>
+            <w:r>
+              <w:rPr>
+                <w:sz w:val="16"/>
+                <w:szCs w:val="16"/>
+              </w:rPr>
+              <w:t xml:space="preserve">Added </w:t>
+            </w:r>
+            <w:proofErr w:type="spellStart"/>
+            <w:proofErr w:type="gramStart"/>
+            <w:r>
+              <w:rPr>
+                <w:sz w:val="16"/>
+                <w:szCs w:val="16"/>
+              </w:rPr>
+              <w:t>mem.consumed</w:t>
+            </w:r>
+            <w:proofErr w:type="gramEnd"/>
+            <w:r>
+              <w:rPr>
+                <w:sz w:val="16"/>
+                <w:szCs w:val="16"/>
+              </w:rPr>
+              <w:t>.average</w:t>
+            </w:r>
+            <w:proofErr w:type="spellEnd"/>
+            <w:r>
+              <w:rPr>
+                <w:sz w:val="16"/>
+                <w:szCs w:val="16"/>
+              </w:rPr>
+              <w:t xml:space="preserve"> labelled as active memory and </w:t>
+            </w:r>
+            <w:r>
+              <w:rPr>
+                <w:sz w:val="16"/>
+                <w:szCs w:val="16"/>
+              </w:rPr>
+              <w:t xml:space="preserve">guest memory usage is added </w:t>
+            </w:r>
+            <w:r>
+              <w:rPr>
+                <w:sz w:val="16"/>
+                <w:szCs w:val="16"/>
+              </w:rPr>
+              <w:t xml:space="preserve"> </w:t>
+            </w:r>
+          </w:p>
+        </w:tc>
       </w:tr>
       <w:tr>
-        <w:tblPrEx>
-          <w:tblCellMar>
-            <w:top w:w="0" w:type="dxa"/>
-            <w:bottom w:w="0" w:type="dxa"/>
-          </w:tblCellMar>
-        </w:tblPrEx>
         <w:trPr>
           <w:cantSplit/>
         </w:trPr>
         <w:tc>
           <w:tcPr>
-            <w:tcW w:w="520" w:type="dxa"/>
+            <w:tcW w:w="460" w:type="dxa"/>
             <w:tcMar>
               <w:top w:w="55" w:type="dxa"/>
               <w:left w:w="95" w:type="dxa"/>
@@ -1915,7 +2257,7 @@
         </w:tc>
         <w:tc>
           <w:tcPr>
-            <w:tcW w:w="1050" w:type="dxa"/>
+            <w:tcW w:w="937" w:type="dxa"/>
             <w:tcMar>
               <w:top w:w="55" w:type="dxa"/>
               <w:left w:w="95" w:type="dxa"/>
@@ -1939,7 +2281,7 @@
         </w:tc>
         <w:tc>
           <w:tcPr>
-            <w:tcW w:w="1500" w:type="dxa"/>
+            <w:tcW w:w="1653" w:type="dxa"/>
             <w:tcMar>
               <w:top w:w="55" w:type="dxa"/>
               <w:left w:w="95" w:type="dxa"/>
@@ -1960,7 +2302,7 @@
         </w:tc>
         <w:tc>
           <w:tcPr>
-            <w:tcW w:w="3100" w:type="dxa"/>
+            <w:tcW w:w="2398" w:type="dxa"/>
             <w:tcMar>
               <w:top w:w="55" w:type="dxa"/>
               <w:left w:w="95" w:type="dxa"/>
@@ -1981,7 +2323,7 @@
         </w:tc>
         <w:tc>
           <w:tcPr>
-            <w:tcW w:w="2856" w:type="dxa"/>
+            <w:tcW w:w="1927" w:type="dxa"/>
             <w:tcMar>
               <w:top w:w="55" w:type="dxa"/>
               <w:left w:w="95" w:type="dxa"/>
@@ -1998,22 +2340,60 @@
               </w:rPr>
               <w:t>Attempt per-disk collection independently of main-stat failure, or count both</w:t>
             </w:r>
+          </w:p>
+        </w:tc>
+        <w:tc>
+          <w:tcPr>
+            <w:tcW w:w="2021" w:type="dxa"/>
+          </w:tcPr>
+          <w:p>
+            <w:pPr>
+              <w:rPr>
+                <w:sz w:val="16"/>
+                <w:szCs w:val="16"/>
+              </w:rPr>
+            </w:pPr>
+          </w:p>
+          <w:p>
+            <w:pPr>
+              <w:rPr>
+                <w:sz w:val="16"/>
+                <w:szCs w:val="16"/>
+              </w:rPr>
+            </w:pPr>
+          </w:p>
+          <w:p>
+            <w:pPr>
+              <w:rPr>
+                <w:sz w:val="16"/>
+                <w:szCs w:val="16"/>
+              </w:rPr>
+            </w:pPr>
+            <w:r>
+              <w:rPr>
+                <w:sz w:val="16"/>
+                <w:szCs w:val="16"/>
+              </w:rPr>
+              <w:t>Yes – fixed bug. Main stats, per-disk stats have their own try/catch respectively so they do not fail. Added a warning counter as well if a disk or main stats fail.</w:t>
+            </w:r>
+          </w:p>
+          <w:p>
+            <w:pPr>
+              <w:rPr>
+                <w:sz w:val="16"/>
+                <w:szCs w:val="16"/>
+              </w:rPr>
+            </w:pPr>
           </w:p>
         </w:tc>
       </w:tr>
       <w:tr>
-        <w:tblPrEx>
-          <w:tblCellMar>
-            <w:top w:w="0" w:type="dxa"/>
-            <w:bottom w:w="0" w:type="dxa"/>
-          </w:tblCellMar>
-        </w:tblPrEx>
         <w:trPr>
           <w:cantSplit/>
         </w:trPr>
         <w:tc>
           <w:tcPr>
-            <w:tcW w:w="520" w:type="dxa"/>
+            <w:tcW w:w="460" w:type="dxa"/>
             <w:shd w:val="clear" w:color="auto" w:fill="F4F4F6"/>
             <w:tcMar>
               <w:top w:w="55" w:type="dxa"/>
@@ -2037,7 +2417,7 @@
         </w:tc>
         <w:tc>
           <w:tcPr>
-            <w:tcW w:w="1050" w:type="dxa"/>
+            <w:tcW w:w="937" w:type="dxa"/>
             <w:shd w:val="clear" w:color="auto" w:fill="F4F4F6"/>
             <w:tcMar>
               <w:top w:w="55" w:type="dxa"/>
@@ -2062,7 +2442,7 @@
         </w:tc>
         <w:tc>
           <w:tcPr>
-            <w:tcW w:w="1500" w:type="dxa"/>
+            <w:tcW w:w="1653" w:type="dxa"/>
             <w:shd w:val="clear" w:color="auto" w:fill="F4F4F6"/>
             <w:tcMar>
               <w:top w:w="55" w:type="dxa"/>
@@ -2084,7 +2464,7 @@
         </w:tc>
         <w:tc>
           <w:tcPr>
-            <w:tcW w:w="3100" w:type="dxa"/>
+            <w:tcW w:w="2398" w:type="dxa"/>
             <w:shd w:val="clear" w:color="auto" w:fill="F4F4F6"/>
             <w:tcMar>
               <w:top w:w="55" w:type="dxa"/>
@@ -2100,23 +2480,7 @@
                 <w:sz w:val="16"/>
                 <w:szCs w:val="16"/>
               </w:rPr>
-              <w:t xml:space="preserve">Adjacent segments share a boundary timestamp (possible </w:t>
-            </w:r>
-            <w:proofErr w:type="gramStart"/>
-            <w:r>
-              <w:rPr>
-                <w:sz w:val="16"/>
-                <w:szCs w:val="16"/>
-              </w:rPr>
-              <w:t>double-count</w:t>
-            </w:r>
-            <w:proofErr w:type="gramEnd"/>
-            <w:r>
-              <w:rPr>
-                <w:sz w:val="16"/>
-                <w:szCs w:val="16"/>
-              </w:rPr>
-              <w:t xml:space="preserve"> of one sample). If no VM has numbered disk labels, </w:t>
+              <w:t xml:space="preserve">Adjacent segments share a boundary timestamp (possible double-count of one sample). If no VM has numbered disk labels, </w:t>
             </w:r>
             <w:proofErr w:type="spellStart"/>
             <w:r>
@@ -2138,7 +2502,7 @@
         </w:tc>
         <w:tc>
           <w:tcPr>
-            <w:tcW w:w="2856" w:type="dxa"/>
+            <w:tcW w:w="1927" w:type="dxa"/>
             <w:shd w:val="clear" w:color="auto" w:fill="F4F4F6"/>
             <w:tcMar>
               <w:top w:w="55" w:type="dxa"/>
@@ -2156,37 +2520,82 @@
               </w:rPr>
               <w:t>Trim one sample at joins; warn when disk columns are omitted</w:t>
             </w:r>
+          </w:p>
+        </w:tc>
+        <w:tc>
+          <w:tcPr>
+            <w:tcW w:w="2021" w:type="dxa"/>
+            <w:shd w:val="clear" w:color="auto" w:fill="F4F4F6"/>
+          </w:tcPr>
+          <w:p>
+            <w:pPr>
+              <w:rPr>
+                <w:sz w:val="16"/>
+                <w:szCs w:val="16"/>
+              </w:rPr>
+            </w:pPr>
+          </w:p>
+          <w:p>
+            <w:pPr>
+              <w:rPr>
+                <w:sz w:val="16"/>
+                <w:szCs w:val="16"/>
+              </w:rPr>
+            </w:pPr>
+          </w:p>
+          <w:p>
+            <w:pPr>
+              <w:rPr>
+                <w:sz w:val="16"/>
+                <w:szCs w:val="16"/>
+              </w:rPr>
+            </w:pPr>
+            <w:r>
+              <w:rPr>
+                <w:sz w:val="16"/>
+                <w:szCs w:val="16"/>
+              </w:rPr>
+              <w:t>Yes – if the same timestamp appears at two segment edges, the second copy is skipped. If there is no disk the script explicitly warn that Disk N is omitted</w:t>
+            </w:r>
+          </w:p>
+          <w:p>
+            <w:pPr>
+              <w:rPr>
+                <w:sz w:val="16"/>
+                <w:szCs w:val="16"/>
+              </w:rPr>
+            </w:pPr>
           </w:p>
         </w:tc>
       </w:tr>
       <w:tr>
-        <w:tblPrEx>
-          <w:tblCellMar>
-            <w:top w:w="0" w:type="dxa"/>
-            <w:bottom w:w="0" w:type="dxa"/>
-          </w:tblCellMar>
-        </w:tblPrEx>
         <w:trPr>
           <w:cantSplit/>
         </w:trPr>
         <w:tc>
           <w:tcPr>
-            <w:tcW w:w="520" w:type="dxa"/>
-            <w:tcMar>
-              <w:top w:w="55" w:type="dxa"/>
-              <w:left w:w="95" w:type="dxa"/>
-              <w:bottom w:w="55" w:type="dxa"/>
-              <w:right w:w="95" w:type="dxa"/>
-            </w:tcMar>
-            <w:vAlign w:val="center"/>
-          </w:tcPr>
-          <w:p>
-            <w:r>
-              <w:rPr>
-                <w:b/>
-                <w:bCs/>
-                <w:sz w:val="16"/>
-                <w:szCs w:val="16"/>
+            <w:tcW w:w="460" w:type="dxa"/>
+            <w:tcMar>
+              <w:top w:w="55" w:type="dxa"/>
+              <w:left w:w="95" w:type="dxa"/>
+              <w:bottom w:w="55" w:type="dxa"/>
+              <w:right w:w="95" w:type="dxa"/>
+            </w:tcMar>
+            <w:vAlign w:val="center"/>
+          </w:tcPr>
+          <w:p>
+            <w:pPr>
+              <w:rPr>
+                <w:highlight w:val="yellow"/>
+              </w:rPr>
+            </w:pPr>
+            <w:r>
+              <w:rPr>
+                <w:b/>
+                <w:bCs/>
+                <w:sz w:val="16"/>
+                <w:szCs w:val="16"/>
+                <w:highlight w:val="yellow"/>
               </w:rPr>
               <w:t>V7</w:t>
             </w:r>
@@ -2194,16 +2603,21 @@
         </w:tc>
         <w:tc>
           <w:tcPr>
-            <w:tcW w:w="1050" w:type="dxa"/>
-            <w:tcMar>
-              <w:top w:w="55" w:type="dxa"/>
-              <w:left w:w="95" w:type="dxa"/>
-              <w:bottom w:w="55" w:type="dxa"/>
-              <w:right w:w="95" w:type="dxa"/>
-            </w:tcMar>
-            <w:vAlign w:val="center"/>
-          </w:tcPr>
-          <w:p>
+            <w:tcW w:w="937" w:type="dxa"/>
+            <w:tcMar>
+              <w:top w:w="55" w:type="dxa"/>
+              <w:left w:w="95" w:type="dxa"/>
+              <w:bottom w:w="55" w:type="dxa"/>
+              <w:right w:w="95" w:type="dxa"/>
+            </w:tcMar>
+            <w:vAlign w:val="center"/>
+          </w:tcPr>
+          <w:p>
+            <w:pPr>
+              <w:rPr>
+                <w:highlight w:val="yellow"/>
+              </w:rPr>
+            </w:pPr>
             <w:r>
               <w:rPr>
                 <w:b/>
@@ -2211,6 +2625,7 @@
                 <w:color w:val="333544"/>
                 <w:sz w:val="16"/>
                 <w:szCs w:val="16"/>
+                <w:highlight w:val="yellow"/>
               </w:rPr>
               <w:t>Low</w:t>
             </w:r>
@@ -2218,20 +2633,26 @@
         </w:tc>
         <w:tc>
           <w:tcPr>
-            <w:tcW w:w="1500" w:type="dxa"/>
-            <w:tcMar>
-              <w:top w:w="55" w:type="dxa"/>
-              <w:left w:w="95" w:type="dxa"/>
-              <w:bottom w:w="55" w:type="dxa"/>
-              <w:right w:w="95" w:type="dxa"/>
-            </w:tcMar>
-            <w:vAlign w:val="center"/>
-          </w:tcPr>
-          <w:p>
-            <w:r>
-              <w:rPr>
-                <w:sz w:val="16"/>
-                <w:szCs w:val="16"/>
+            <w:tcW w:w="1653" w:type="dxa"/>
+            <w:tcMar>
+              <w:top w:w="55" w:type="dxa"/>
+              <w:left w:w="95" w:type="dxa"/>
+              <w:bottom w:w="55" w:type="dxa"/>
+              <w:right w:w="95" w:type="dxa"/>
+            </w:tcMar>
+            <w:vAlign w:val="center"/>
+          </w:tcPr>
+          <w:p>
+            <w:pPr>
+              <w:rPr>
+                <w:highlight w:val="yellow"/>
+              </w:rPr>
+            </w:pPr>
+            <w:r>
+              <w:rPr>
+                <w:sz w:val="16"/>
+                <w:szCs w:val="16"/>
+                <w:highlight w:val="yellow"/>
               </w:rPr>
               <w:t>Install path</w:t>
             </w:r>
@@ -2239,20 +2660,26 @@
         </w:tc>
         <w:tc>
           <w:tcPr>
-            <w:tcW w:w="3100" w:type="dxa"/>
-            <w:tcMar>
-              <w:top w:w="55" w:type="dxa"/>
-              <w:left w:w="95" w:type="dxa"/>
-              <w:bottom w:w="55" w:type="dxa"/>
-              <w:right w:w="95" w:type="dxa"/>
-            </w:tcMar>
-            <w:vAlign w:val="center"/>
-          </w:tcPr>
-          <w:p>
-            <w:r>
-              <w:rPr>
-                <w:sz w:val="16"/>
-                <w:szCs w:val="16"/>
+            <w:tcW w:w="2398" w:type="dxa"/>
+            <w:tcMar>
+              <w:top w:w="55" w:type="dxa"/>
+              <w:left w:w="95" w:type="dxa"/>
+              <w:bottom w:w="55" w:type="dxa"/>
+              <w:right w:w="95" w:type="dxa"/>
+            </w:tcMar>
+            <w:vAlign w:val="center"/>
+          </w:tcPr>
+          <w:p>
+            <w:pPr>
+              <w:rPr>
+                <w:highlight w:val="yellow"/>
+              </w:rPr>
+            </w:pPr>
+            <w:r>
+              <w:rPr>
+                <w:sz w:val="16"/>
+                <w:szCs w:val="16"/>
+                <w:highlight w:val="yellow"/>
               </w:rPr>
               <w:t xml:space="preserve">Install-Module from </w:t>
             </w:r>
@@ -2261,6 +2688,7 @@
               <w:rPr>
                 <w:sz w:val="16"/>
                 <w:szCs w:val="16"/>
+                <w:highlight w:val="yellow"/>
               </w:rPr>
               <w:t>PSGallery</w:t>
             </w:r>
@@ -2269,6 +2697,7 @@
               <w:rPr>
                 <w:sz w:val="16"/>
                 <w:szCs w:val="16"/>
+                <w:highlight w:val="yellow"/>
               </w:rPr>
               <w:t xml:space="preserve"> on a client server may violate change control and fails in proxied/offline environments.</w:t>
             </w:r>
@@ -2276,20 +2705,26 @@
         </w:tc>
         <w:tc>
           <w:tcPr>
-            <w:tcW w:w="2856" w:type="dxa"/>
-            <w:tcMar>
-              <w:top w:w="55" w:type="dxa"/>
-              <w:left w:w="95" w:type="dxa"/>
-              <w:bottom w:w="55" w:type="dxa"/>
-              <w:right w:w="95" w:type="dxa"/>
-            </w:tcMar>
-            <w:vAlign w:val="center"/>
-          </w:tcPr>
-          <w:p>
-            <w:r>
-              <w:rPr>
-                <w:sz w:val="16"/>
-                <w:szCs w:val="16"/>
+            <w:tcW w:w="1927" w:type="dxa"/>
+            <w:tcMar>
+              <w:top w:w="55" w:type="dxa"/>
+              <w:left w:w="95" w:type="dxa"/>
+              <w:bottom w:w="55" w:type="dxa"/>
+              <w:right w:w="95" w:type="dxa"/>
+            </w:tcMar>
+            <w:vAlign w:val="center"/>
+          </w:tcPr>
+          <w:p>
+            <w:pPr>
+              <w:rPr>
+                <w:highlight w:val="yellow"/>
+              </w:rPr>
+            </w:pPr>
+            <w:r>
+              <w:rPr>
+                <w:sz w:val="16"/>
+                <w:szCs w:val="16"/>
+                <w:highlight w:val="yellow"/>
               </w:rPr>
               <w:t>Document the offline install path (Save-Module + copy) alongside -</w:t>
             </w:r>
@@ -2298,10 +2733,42 @@
               <w:rPr>
                 <w:sz w:val="16"/>
                 <w:szCs w:val="16"/>
+                <w:highlight w:val="yellow"/>
               </w:rPr>
               <w:t>AutoInstallPowerCLI</w:t>
             </w:r>
             <w:proofErr w:type="spellEnd"/>
+          </w:p>
+        </w:tc>
+        <w:tc>
+          <w:tcPr>
+            <w:tcW w:w="2021" w:type="dxa"/>
+          </w:tcPr>
+          <w:p>
+            <w:pPr>
+              <w:rPr>
+                <w:sz w:val="16"/>
+                <w:szCs w:val="16"/>
+                <w:highlight w:val="yellow"/>
+              </w:rPr>
+            </w:pPr>
+          </w:p>
+          <w:p>
+            <w:pPr>
+              <w:rPr>
+                <w:sz w:val="16"/>
+                <w:szCs w:val="16"/>
+                <w:highlight w:val="yellow"/>
+              </w:rPr>
+            </w:pPr>
+            <w:r>
+              <w:rPr>
+                <w:sz w:val="16"/>
+                <w:szCs w:val="16"/>
+                <w:highlight w:val="yellow"/>
+              </w:rPr>
+              <w:t xml:space="preserve">Yes – made this as an option and will document it in the README.md </w:t>
+            </w:r>
           </w:p>
         </w:tc>
       </w:tr>
@@ -2342,7 +2809,7 @@
     </w:p>
     <w:tbl>
       <w:tblPr>
-        <w:tblW w:w="9026" w:type="dxa"/>
+        <w:tblW w:w="9396" w:type="dxa"/>
         <w:tblBorders>
           <w:top w:val="single" w:sz="4" w:space="0" w:color="C8C8CC"/>
           <w:left w:val="single" w:sz="4" w:space="0" w:color="C8C8CC"/>
@@ -2358,26 +2825,21 @@
         <w:tblLook w:val="04A0" w:firstRow="1" w:lastRow="0" w:firstColumn="1" w:lastColumn="0" w:noHBand="0" w:noVBand="1"/>
       </w:tblPr>
       <w:tblGrid>
-        <w:gridCol w:w="520"/>
-        <w:gridCol w:w="1050"/>
-        <w:gridCol w:w="1500"/>
-        <w:gridCol w:w="3100"/>
-        <w:gridCol w:w="2856"/>
+        <w:gridCol w:w="488"/>
+        <w:gridCol w:w="952"/>
+        <w:gridCol w:w="1266"/>
+        <w:gridCol w:w="2597"/>
+        <w:gridCol w:w="2329"/>
+        <w:gridCol w:w="1764"/>
       </w:tblGrid>
       <w:tr>
-        <w:tblPrEx>
-          <w:tblCellMar>
-            <w:top w:w="0" w:type="dxa"/>
-            <w:bottom w:w="0" w:type="dxa"/>
-          </w:tblCellMar>
-        </w:tblPrEx>
         <w:trPr>
           <w:cantSplit/>
           <w:tblHeader/>
         </w:trPr>
         <w:tc>
           <w:tcPr>
-            <w:tcW w:w="520" w:type="dxa"/>
+            <w:tcW w:w="488" w:type="dxa"/>
             <w:shd w:val="clear" w:color="auto" w:fill="00D700"/>
             <w:tcMar>
               <w:top w:w="55" w:type="dxa"/>
@@ -2396,13 +2858,14 @@
                 <w:sz w:val="16"/>
                 <w:szCs w:val="16"/>
               </w:rPr>
+              <w:lastRenderedPageBreak/>
               <w:t>#</w:t>
             </w:r>
           </w:p>
         </w:tc>
         <w:tc>
           <w:tcPr>
-            <w:tcW w:w="1050" w:type="dxa"/>
+            <w:tcW w:w="952" w:type="dxa"/>
             <w:shd w:val="clear" w:color="auto" w:fill="00D700"/>
             <w:tcMar>
               <w:top w:w="55" w:type="dxa"/>
@@ -2427,7 +2890,7 @@
         </w:tc>
         <w:tc>
           <w:tcPr>
-            <w:tcW w:w="1500" w:type="dxa"/>
+            <w:tcW w:w="1266" w:type="dxa"/>
             <w:shd w:val="clear" w:color="auto" w:fill="00D700"/>
             <w:tcMar>
               <w:top w:w="55" w:type="dxa"/>
@@ -2452,7 +2915,7 @@
         </w:tc>
         <w:tc>
           <w:tcPr>
-            <w:tcW w:w="3100" w:type="dxa"/>
+            <w:tcW w:w="2597" w:type="dxa"/>
             <w:shd w:val="clear" w:color="auto" w:fill="00D700"/>
             <w:tcMar>
               <w:top w:w="55" w:type="dxa"/>
@@ -2477,7 +2940,7 @@
         </w:tc>
         <w:tc>
           <w:tcPr>
-            <w:tcW w:w="2856" w:type="dxa"/>
+            <w:tcW w:w="2329" w:type="dxa"/>
             <w:shd w:val="clear" w:color="auto" w:fill="00D700"/>
             <w:tcMar>
               <w:top w:w="55" w:type="dxa"/>
@@ -2497,23 +2960,44 @@
                 <w:szCs w:val="16"/>
               </w:rPr>
               <w:t>Recommended fix</w:t>
+            </w:r>
+          </w:p>
+        </w:tc>
+        <w:tc>
+          <w:tcPr>
+            <w:tcW w:w="1764" w:type="dxa"/>
+            <w:shd w:val="clear" w:color="auto" w:fill="00D700"/>
+          </w:tcPr>
+          <w:p>
+            <w:pPr>
+              <w:rPr>
+                <w:b/>
+                <w:bCs/>
+                <w:color w:val="FFFFFF"/>
+                <w:sz w:val="16"/>
+                <w:szCs w:val="16"/>
+              </w:rPr>
+            </w:pPr>
+            <w:r>
+              <w:rPr>
+                <w:b/>
+                <w:bCs/>
+                <w:color w:val="FFFFFF"/>
+                <w:sz w:val="16"/>
+                <w:szCs w:val="16"/>
+              </w:rPr>
+              <w:t>Fixed</w:t>
             </w:r>
           </w:p>
         </w:tc>
       </w:tr>
       <w:tr>
-        <w:tblPrEx>
-          <w:tblCellMar>
-            <w:top w:w="0" w:type="dxa"/>
-            <w:bottom w:w="0" w:type="dxa"/>
-          </w:tblCellMar>
-        </w:tblPrEx>
         <w:trPr>
           <w:cantSplit/>
         </w:trPr>
         <w:tc>
           <w:tcPr>
-            <w:tcW w:w="520" w:type="dxa"/>
+            <w:tcW w:w="488" w:type="dxa"/>
             <w:tcMar>
               <w:top w:w="55" w:type="dxa"/>
               <w:left w:w="95" w:type="dxa"/>
@@ -2536,7 +3020,7 @@
         </w:tc>
         <w:tc>
           <w:tcPr>
-            <w:tcW w:w="1050" w:type="dxa"/>
+            <w:tcW w:w="952" w:type="dxa"/>
             <w:tcMar>
               <w:top w:w="55" w:type="dxa"/>
               <w:left w:w="95" w:type="dxa"/>
@@ -2560,7 +3044,7 @@
         </w:tc>
         <w:tc>
           <w:tcPr>
-            <w:tcW w:w="1500" w:type="dxa"/>
+            <w:tcW w:w="1266" w:type="dxa"/>
             <w:tcMar>
               <w:top w:w="55" w:type="dxa"/>
               <w:left w:w="95" w:type="dxa"/>
@@ -2581,7 +3065,7 @@
         </w:tc>
         <w:tc>
           <w:tcPr>
-            <w:tcW w:w="3100" w:type="dxa"/>
+            <w:tcW w:w="2597" w:type="dxa"/>
             <w:tcMar>
               <w:top w:w="55" w:type="dxa"/>
               <w:left w:w="95" w:type="dxa"/>
@@ -2634,7 +3118,7 @@
         </w:tc>
         <w:tc>
           <w:tcPr>
-            <w:tcW w:w="2856" w:type="dxa"/>
+            <w:tcW w:w="2329" w:type="dxa"/>
             <w:tcMar>
               <w:top w:w="55" w:type="dxa"/>
               <w:left w:w="95" w:type="dxa"/>
@@ -2682,23 +3166,93 @@
                 <w:szCs w:val="16"/>
               </w:rPr>
               <w:t>, or run targets as jobs with Wait-Job -Timeout</w:t>
+            </w:r>
+          </w:p>
+        </w:tc>
+        <w:tc>
+          <w:tcPr>
+            <w:tcW w:w="1764" w:type="dxa"/>
+          </w:tcPr>
+          <w:p>
+            <w:pPr>
+              <w:rPr>
+                <w:sz w:val="16"/>
+                <w:szCs w:val="16"/>
+              </w:rPr>
+            </w:pPr>
+          </w:p>
+          <w:p>
+            <w:pPr>
+              <w:rPr>
+                <w:sz w:val="16"/>
+                <w:szCs w:val="16"/>
+              </w:rPr>
+            </w:pPr>
+            <w:r>
+              <w:rPr>
+                <w:sz w:val="16"/>
+                <w:szCs w:val="16"/>
+              </w:rPr>
+              <w:t xml:space="preserve">Yes – </w:t>
+            </w:r>
+            <w:proofErr w:type="spellStart"/>
+            <w:r>
+              <w:rPr>
+                <w:sz w:val="16"/>
+                <w:szCs w:val="16"/>
+              </w:rPr>
+              <w:t>TimeoutSeconds</w:t>
+            </w:r>
+            <w:proofErr w:type="spellEnd"/>
+            <w:r>
+              <w:rPr>
+                <w:sz w:val="16"/>
+                <w:szCs w:val="16"/>
+              </w:rPr>
+              <w:t xml:space="preserve"> is used for </w:t>
+            </w:r>
+            <w:proofErr w:type="spellStart"/>
+            <w:r>
+              <w:rPr>
+                <w:sz w:val="16"/>
+                <w:szCs w:val="16"/>
+              </w:rPr>
+              <w:t>PSSessionOption</w:t>
+            </w:r>
+            <w:proofErr w:type="spellEnd"/>
+            <w:r>
+              <w:rPr>
+                <w:sz w:val="16"/>
+                <w:szCs w:val="16"/>
+              </w:rPr>
+              <w:t xml:space="preserve"> and </w:t>
+            </w:r>
+            <w:proofErr w:type="spellStart"/>
+            <w:r>
+              <w:rPr>
+                <w:sz w:val="16"/>
+                <w:szCs w:val="16"/>
+              </w:rPr>
+              <w:t>OperationTimeout</w:t>
+            </w:r>
+            <w:proofErr w:type="spellEnd"/>
+            <w:r>
+              <w:rPr>
+                <w:sz w:val="16"/>
+                <w:szCs w:val="16"/>
+              </w:rPr>
+              <w:t xml:space="preserve"> </w:t>
             </w:r>
           </w:p>
         </w:tc>
       </w:tr>
       <w:tr>
-        <w:tblPrEx>
-          <w:tblCellMar>
-            <w:top w:w="0" w:type="dxa"/>
-            <w:bottom w:w="0" w:type="dxa"/>
-          </w:tblCellMar>
-        </w:tblPrEx>
         <w:trPr>
           <w:cantSplit/>
         </w:trPr>
         <w:tc>
           <w:tcPr>
-            <w:tcW w:w="520" w:type="dxa"/>
+            <w:tcW w:w="488" w:type="dxa"/>
             <w:shd w:val="clear" w:color="auto" w:fill="F4F4F6"/>
             <w:tcMar>
               <w:top w:w="55" w:type="dxa"/>
@@ -2722,7 +3276,7 @@
         </w:tc>
         <w:tc>
           <w:tcPr>
-            <w:tcW w:w="1050" w:type="dxa"/>
+            <w:tcW w:w="952" w:type="dxa"/>
             <w:shd w:val="clear" w:color="auto" w:fill="F4F4F6"/>
             <w:tcMar>
               <w:top w:w="55" w:type="dxa"/>
@@ -2747,7 +3301,7 @@
         </w:tc>
         <w:tc>
           <w:tcPr>
-            <w:tcW w:w="1500" w:type="dxa"/>
+            <w:tcW w:w="1266" w:type="dxa"/>
             <w:shd w:val="clear" w:color="auto" w:fill="F4F4F6"/>
             <w:tcMar>
               <w:top w:w="55" w:type="dxa"/>
@@ -2769,7 +3323,7 @@
         </w:tc>
         <w:tc>
           <w:tcPr>
-            <w:tcW w:w="3100" w:type="dxa"/>
+            <w:tcW w:w="2597" w:type="dxa"/>
             <w:shd w:val="clear" w:color="auto" w:fill="F4F4F6"/>
             <w:tcMar>
               <w:top w:w="55" w:type="dxa"/>
@@ -2809,7 +3363,7 @@
         </w:tc>
         <w:tc>
           <w:tcPr>
-            <w:tcW w:w="2856" w:type="dxa"/>
+            <w:tcW w:w="2329" w:type="dxa"/>
             <w:shd w:val="clear" w:color="auto" w:fill="F4F4F6"/>
             <w:tcMar>
               <w:top w:w="55" w:type="dxa"/>
@@ -2842,23 +3396,102 @@
                 <w:szCs w:val="16"/>
               </w:rPr>
               <w:t xml:space="preserve"> and echo it back</w:t>
+            </w:r>
+          </w:p>
+        </w:tc>
+        <w:tc>
+          <w:tcPr>
+            <w:tcW w:w="1764" w:type="dxa"/>
+            <w:shd w:val="clear" w:color="auto" w:fill="F4F4F6"/>
+          </w:tcPr>
+          <w:p>
+            <w:pPr>
+              <w:rPr>
+                <w:sz w:val="16"/>
+                <w:szCs w:val="16"/>
+              </w:rPr>
+            </w:pPr>
+          </w:p>
+          <w:p>
+            <w:pPr>
+              <w:rPr>
+                <w:sz w:val="16"/>
+                <w:szCs w:val="16"/>
+              </w:rPr>
+            </w:pPr>
+          </w:p>
+          <w:p>
+            <w:pPr>
+              <w:rPr>
+                <w:sz w:val="16"/>
+                <w:szCs w:val="16"/>
+              </w:rPr>
+            </w:pPr>
+            <w:r>
+              <w:rPr>
+                <w:sz w:val="16"/>
+                <w:szCs w:val="16"/>
+              </w:rPr>
+              <w:t xml:space="preserve">Yes – script now prevents FQDN vs short-name mismatch. It now </w:t>
+            </w:r>
+            <w:proofErr w:type="gramStart"/>
+            <w:r>
+              <w:rPr>
+                <w:sz w:val="16"/>
+                <w:szCs w:val="16"/>
+              </w:rPr>
+              <w:t>overwrite</w:t>
+            </w:r>
+            <w:proofErr w:type="gramEnd"/>
+            <w:r>
+              <w:rPr>
+                <w:sz w:val="16"/>
+                <w:szCs w:val="16"/>
+              </w:rPr>
+              <w:t xml:space="preserve"> returned </w:t>
+            </w:r>
+            <w:proofErr w:type="spellStart"/>
+            <w:r>
+              <w:rPr>
+                <w:sz w:val="16"/>
+                <w:szCs w:val="16"/>
+              </w:rPr>
+              <w:t>ServerName</w:t>
+            </w:r>
+            <w:proofErr w:type="spellEnd"/>
+            <w:r>
+              <w:rPr>
+                <w:sz w:val="16"/>
+                <w:szCs w:val="16"/>
+              </w:rPr>
+              <w:t xml:space="preserve"> with </w:t>
+            </w:r>
+            <w:proofErr w:type="spellStart"/>
+            <w:r>
+              <w:rPr>
+                <w:sz w:val="16"/>
+                <w:szCs w:val="16"/>
+              </w:rPr>
+              <w:t>PSComputerName</w:t>
+            </w:r>
+            <w:proofErr w:type="spellEnd"/>
+            <w:r>
+              <w:rPr>
+                <w:sz w:val="16"/>
+                <w:szCs w:val="16"/>
+              </w:rPr>
+              <w:t xml:space="preserve"> </w:t>
             </w:r>
           </w:p>
         </w:tc>
       </w:tr>
       <w:tr>
-        <w:tblPrEx>
-          <w:tblCellMar>
-            <w:top w:w="0" w:type="dxa"/>
-            <w:bottom w:w="0" w:type="dxa"/>
-          </w:tblCellMar>
-        </w:tblPrEx>
         <w:trPr>
           <w:cantSplit/>
         </w:trPr>
         <w:tc>
           <w:tcPr>
-            <w:tcW w:w="520" w:type="dxa"/>
+            <w:tcW w:w="488" w:type="dxa"/>
             <w:tcMar>
               <w:top w:w="55" w:type="dxa"/>
               <w:left w:w="95" w:type="dxa"/>
@@ -2881,7 +3514,7 @@
         </w:tc>
         <w:tc>
           <w:tcPr>
-            <w:tcW w:w="1050" w:type="dxa"/>
+            <w:tcW w:w="952" w:type="dxa"/>
             <w:tcMar>
               <w:top w:w="55" w:type="dxa"/>
               <w:left w:w="95" w:type="dxa"/>
@@ -2905,7 +3538,7 @@
         </w:tc>
         <w:tc>
           <w:tcPr>
-            <w:tcW w:w="1500" w:type="dxa"/>
+            <w:tcW w:w="1266" w:type="dxa"/>
             <w:tcMar>
               <w:top w:w="55" w:type="dxa"/>
               <w:left w:w="95" w:type="dxa"/>
@@ -2926,7 +3559,7 @@
         </w:tc>
         <w:tc>
           <w:tcPr>
-            <w:tcW w:w="3100" w:type="dxa"/>
+            <w:tcW w:w="2597" w:type="dxa"/>
             <w:tcMar>
               <w:top w:w="55" w:type="dxa"/>
               <w:left w:w="95" w:type="dxa"/>
@@ -2947,7 +3580,7 @@
         </w:tc>
         <w:tc>
           <w:tcPr>
-            <w:tcW w:w="2856" w:type="dxa"/>
+            <w:tcW w:w="2329" w:type="dxa"/>
             <w:tcMar>
               <w:top w:w="55" w:type="dxa"/>
               <w:left w:w="95" w:type="dxa"/>
@@ -2979,23 +3612,45 @@
                 <w:szCs w:val="16"/>
               </w:rPr>
               <w:t xml:space="preserve"> to the action string</w:t>
+            </w:r>
+          </w:p>
+        </w:tc>
+        <w:tc>
+          <w:tcPr>
+            <w:tcW w:w="1764" w:type="dxa"/>
+          </w:tcPr>
+          <w:p>
+            <w:pPr>
+              <w:rPr>
+                <w:sz w:val="16"/>
+                <w:szCs w:val="16"/>
+              </w:rPr>
+            </w:pPr>
+          </w:p>
+          <w:p>
+            <w:pPr>
+              <w:rPr>
+                <w:sz w:val="16"/>
+                <w:szCs w:val="16"/>
+              </w:rPr>
+            </w:pPr>
+            <w:r>
+              <w:rPr>
+                <w:sz w:val="16"/>
+                <w:szCs w:val="16"/>
+              </w:rPr>
+              <w:t xml:space="preserve">Yes – script now allow arguments after the execute task. </w:t>
             </w:r>
           </w:p>
         </w:tc>
       </w:tr>
       <w:tr>
-        <w:tblPrEx>
-          <w:tblCellMar>
-            <w:top w:w="0" w:type="dxa"/>
-            <w:bottom w:w="0" w:type="dxa"/>
-          </w:tblCellMar>
-        </w:tblPrEx>
         <w:trPr>
           <w:cantSplit/>
         </w:trPr>
         <w:tc>
           <w:tcPr>
-            <w:tcW w:w="520" w:type="dxa"/>
+            <w:tcW w:w="488" w:type="dxa"/>
             <w:shd w:val="clear" w:color="auto" w:fill="F4F4F6"/>
             <w:tcMar>
               <w:top w:w="55" w:type="dxa"/>
@@ -3019,7 +3674,7 @@
         </w:tc>
         <w:tc>
           <w:tcPr>
-            <w:tcW w:w="1050" w:type="dxa"/>
+            <w:tcW w:w="952" w:type="dxa"/>
             <w:shd w:val="clear" w:color="auto" w:fill="F4F4F6"/>
             <w:tcMar>
               <w:top w:w="55" w:type="dxa"/>
@@ -3044,7 +3699,7 @@
         </w:tc>
         <w:tc>
           <w:tcPr>
-            <w:tcW w:w="1500" w:type="dxa"/>
+            <w:tcW w:w="1266" w:type="dxa"/>
             <w:shd w:val="clear" w:color="auto" w:fill="F4F4F6"/>
             <w:tcMar>
               <w:top w:w="55" w:type="dxa"/>
@@ -3066,7 +3721,7 @@
         </w:tc>
         <w:tc>
           <w:tcPr>
-            <w:tcW w:w="3100" w:type="dxa"/>
+            <w:tcW w:w="2597" w:type="dxa"/>
             <w:shd w:val="clear" w:color="auto" w:fill="F4F4F6"/>
             <w:tcMar>
               <w:top w:w="55" w:type="dxa"/>
@@ -3120,7 +3775,7 @@
         </w:tc>
         <w:tc>
           <w:tcPr>
-            <w:tcW w:w="2856" w:type="dxa"/>
+            <w:tcW w:w="2329" w:type="dxa"/>
             <w:shd w:val="clear" w:color="auto" w:fill="F4F4F6"/>
             <w:tcMar>
               <w:top w:w="55" w:type="dxa"/>
@@ -3137,47 +3792,69 @@
                 <w:szCs w:val="16"/>
               </w:rPr>
               <w:t>Expose pass-through remoting options</w:t>
+            </w:r>
+          </w:p>
+        </w:tc>
+        <w:tc>
+          <w:tcPr>
+            <w:tcW w:w="1764" w:type="dxa"/>
+            <w:shd w:val="clear" w:color="auto" w:fill="F4F4F6"/>
+          </w:tcPr>
+          <w:p>
+            <w:pPr>
+              <w:rPr>
+                <w:sz w:val="16"/>
+                <w:szCs w:val="16"/>
+              </w:rPr>
+            </w:pPr>
+          </w:p>
+          <w:p>
+            <w:pPr>
+              <w:rPr>
+                <w:sz w:val="16"/>
+                <w:szCs w:val="16"/>
+              </w:rPr>
+            </w:pPr>
+            <w:r>
+              <w:rPr>
+                <w:sz w:val="16"/>
+                <w:szCs w:val="16"/>
+              </w:rPr>
+              <w:t>Yes – script now expose and pass through remoting options</w:t>
             </w:r>
           </w:p>
         </w:tc>
       </w:tr>
       <w:tr>
-        <w:tblPrEx>
-          <w:tblCellMar>
-            <w:top w:w="0" w:type="dxa"/>
-            <w:bottom w:w="0" w:type="dxa"/>
-          </w:tblCellMar>
-        </w:tblPrEx>
         <w:trPr>
           <w:cantSplit/>
         </w:trPr>
         <w:tc>
           <w:tcPr>
-            <w:tcW w:w="520" w:type="dxa"/>
-            <w:tcMar>
-              <w:top w:w="55" w:type="dxa"/>
-              <w:left w:w="95" w:type="dxa"/>
-              <w:bottom w:w="55" w:type="dxa"/>
-              <w:right w:w="95" w:type="dxa"/>
-            </w:tcMar>
-            <w:vAlign w:val="center"/>
-          </w:tcPr>
-          <w:p>
-            <w:r>
-              <w:rPr>
-                <w:b/>
-                <w:bCs/>
-                <w:sz w:val="16"/>
-                <w:szCs w:val="16"/>
-              </w:rPr>
-              <w:lastRenderedPageBreak/>
+            <w:tcW w:w="488" w:type="dxa"/>
+            <w:tcMar>
+              <w:top w:w="55" w:type="dxa"/>
+              <w:left w:w="95" w:type="dxa"/>
+              <w:bottom w:w="55" w:type="dxa"/>
+              <w:right w:w="95" w:type="dxa"/>
+            </w:tcMar>
+            <w:vAlign w:val="center"/>
+          </w:tcPr>
+          <w:p>
+            <w:r>
+              <w:rPr>
+                <w:b/>
+                <w:bCs/>
+                <w:sz w:val="16"/>
+                <w:szCs w:val="16"/>
+              </w:rPr>
               <w:t>W5</w:t>
             </w:r>
           </w:p>
         </w:tc>
         <w:tc>
           <w:tcPr>
-            <w:tcW w:w="1050" w:type="dxa"/>
+            <w:tcW w:w="952" w:type="dxa"/>
             <w:tcMar>
               <w:top w:w="55" w:type="dxa"/>
               <w:left w:w="95" w:type="dxa"/>
@@ -3201,7 +3878,7 @@
         </w:tc>
         <w:tc>
           <w:tcPr>
-            <w:tcW w:w="1500" w:type="dxa"/>
+            <w:tcW w:w="1266" w:type="dxa"/>
             <w:tcMar>
               <w:top w:w="55" w:type="dxa"/>
               <w:left w:w="95" w:type="dxa"/>
@@ -3222,7 +3899,7 @@
         </w:tc>
         <w:tc>
           <w:tcPr>
-            <w:tcW w:w="3100" w:type="dxa"/>
+            <w:tcW w:w="2597" w:type="dxa"/>
             <w:tcMar>
               <w:top w:w="55" w:type="dxa"/>
               <w:left w:w="95" w:type="dxa"/>
@@ -3243,7 +3920,7 @@
         </w:tc>
         <w:tc>
           <w:tcPr>
-            <w:tcW w:w="2856" w:type="dxa"/>
+            <w:tcW w:w="2329" w:type="dxa"/>
             <w:tcMar>
               <w:top w:w="55" w:type="dxa"/>
               <w:left w:w="95" w:type="dxa"/>
@@ -3259,6 +3936,34 @@
                 <w:szCs w:val="16"/>
               </w:rPr>
               <w:t>Write the header row for empty categories, or document the behaviour</w:t>
+            </w:r>
+          </w:p>
+        </w:tc>
+        <w:tc>
+          <w:tcPr>
+            <w:tcW w:w="1764" w:type="dxa"/>
+          </w:tcPr>
+          <w:p>
+            <w:pPr>
+              <w:rPr>
+                <w:sz w:val="16"/>
+                <w:szCs w:val="16"/>
+              </w:rPr>
+            </w:pPr>
+          </w:p>
+          <w:p>
+            <w:pPr>
+              <w:rPr>
+                <w:sz w:val="16"/>
+                <w:szCs w:val="16"/>
+              </w:rPr>
+            </w:pPr>
+            <w:r>
+              <w:rPr>
+                <w:sz w:val="16"/>
+                <w:szCs w:val="16"/>
+              </w:rPr>
+              <w:t xml:space="preserve">Yes – script now write header-only CSV when empty </w:t>
             </w:r>
           </w:p>
         </w:tc>
@@ -3285,7 +3990,7 @@
     </w:p>
     <w:tbl>
       <w:tblPr>
-        <w:tblW w:w="9026" w:type="dxa"/>
+        <w:tblW w:w="9396" w:type="dxa"/>
         <w:tblBorders>
           <w:top w:val="single" w:sz="4" w:space="0" w:color="C8C8CC"/>
           <w:left w:val="single" w:sz="4" w:space="0" w:color="C8C8CC"/>
@@ -3301,26 +4006,21 @@
         <w:tblLook w:val="04A0" w:firstRow="1" w:lastRow="0" w:firstColumn="1" w:lastColumn="0" w:noHBand="0" w:noVBand="1"/>
       </w:tblPr>
       <w:tblGrid>
-        <w:gridCol w:w="461"/>
-        <w:gridCol w:w="952"/>
+        <w:gridCol w:w="408"/>
+        <w:gridCol w:w="866"/>
         <w:gridCol w:w="2445"/>
-        <w:gridCol w:w="2756"/>
-        <w:gridCol w:w="2412"/>
+        <w:gridCol w:w="2453"/>
+        <w:gridCol w:w="2020"/>
+        <w:gridCol w:w="1204"/>
       </w:tblGrid>
       <w:tr>
-        <w:tblPrEx>
-          <w:tblCellMar>
-            <w:top w:w="0" w:type="dxa"/>
-            <w:bottom w:w="0" w:type="dxa"/>
-          </w:tblCellMar>
-        </w:tblPrEx>
         <w:trPr>
           <w:cantSplit/>
           <w:tblHeader/>
         </w:trPr>
         <w:tc>
           <w:tcPr>
-            <w:tcW w:w="520" w:type="dxa"/>
+            <w:tcW w:w="411" w:type="dxa"/>
             <w:shd w:val="clear" w:color="auto" w:fill="00D700"/>
             <w:tcMar>
               <w:top w:w="55" w:type="dxa"/>
@@ -3345,7 +4045,7 @@
         </w:tc>
         <w:tc>
           <w:tcPr>
-            <w:tcW w:w="1050" w:type="dxa"/>
+            <w:tcW w:w="870" w:type="dxa"/>
             <w:shd w:val="clear" w:color="auto" w:fill="00D700"/>
             <w:tcMar>
               <w:top w:w="55" w:type="dxa"/>
@@ -3370,7 +4070,7 @@
         </w:tc>
         <w:tc>
           <w:tcPr>
-            <w:tcW w:w="1500" w:type="dxa"/>
+            <w:tcW w:w="2445" w:type="dxa"/>
             <w:shd w:val="clear" w:color="auto" w:fill="00D700"/>
             <w:tcMar>
               <w:top w:w="55" w:type="dxa"/>
@@ -3395,7 +4095,7 @@
         </w:tc>
         <w:tc>
           <w:tcPr>
-            <w:tcW w:w="3100" w:type="dxa"/>
+            <w:tcW w:w="2468" w:type="dxa"/>
             <w:shd w:val="clear" w:color="auto" w:fill="00D700"/>
             <w:tcMar>
               <w:top w:w="55" w:type="dxa"/>
@@ -3420,7 +4120,7 @@
         </w:tc>
         <w:tc>
           <w:tcPr>
-            <w:tcW w:w="2856" w:type="dxa"/>
+            <w:tcW w:w="2040" w:type="dxa"/>
             <w:shd w:val="clear" w:color="auto" w:fill="00D700"/>
             <w:tcMar>
               <w:top w:w="55" w:type="dxa"/>
@@ -3440,23 +4140,44 @@
                 <w:szCs w:val="16"/>
               </w:rPr>
               <w:t>Recommended fix</w:t>
+            </w:r>
+          </w:p>
+        </w:tc>
+        <w:tc>
+          <w:tcPr>
+            <w:tcW w:w="1162" w:type="dxa"/>
+            <w:shd w:val="clear" w:color="auto" w:fill="00D700"/>
+          </w:tcPr>
+          <w:p>
+            <w:pPr>
+              <w:rPr>
+                <w:b/>
+                <w:bCs/>
+                <w:color w:val="FFFFFF"/>
+                <w:sz w:val="16"/>
+                <w:szCs w:val="16"/>
+              </w:rPr>
+            </w:pPr>
+            <w:r>
+              <w:rPr>
+                <w:b/>
+                <w:bCs/>
+                <w:color w:val="FFFFFF"/>
+                <w:sz w:val="16"/>
+                <w:szCs w:val="16"/>
+              </w:rPr>
+              <w:t>Fixed</w:t>
             </w:r>
           </w:p>
         </w:tc>
       </w:tr>
       <w:tr>
-        <w:tblPrEx>
-          <w:tblCellMar>
-            <w:top w:w="0" w:type="dxa"/>
-            <w:bottom w:w="0" w:type="dxa"/>
-          </w:tblCellMar>
-        </w:tblPrEx>
         <w:trPr>
           <w:cantSplit/>
         </w:trPr>
         <w:tc>
           <w:tcPr>
-            <w:tcW w:w="520" w:type="dxa"/>
+            <w:tcW w:w="411" w:type="dxa"/>
             <w:tcMar>
               <w:top w:w="55" w:type="dxa"/>
               <w:left w:w="95" w:type="dxa"/>
@@ -3479,7 +4200,7 @@
         </w:tc>
         <w:tc>
           <w:tcPr>
-            <w:tcW w:w="1050" w:type="dxa"/>
+            <w:tcW w:w="870" w:type="dxa"/>
             <w:tcMar>
               <w:top w:w="55" w:type="dxa"/>
               <w:left w:w="95" w:type="dxa"/>
@@ -3503,7 +4224,7 @@
         </w:tc>
         <w:tc>
           <w:tcPr>
-            <w:tcW w:w="1500" w:type="dxa"/>
+            <w:tcW w:w="2445" w:type="dxa"/>
             <w:tcMar>
               <w:top w:w="55" w:type="dxa"/>
               <w:left w:w="95" w:type="dxa"/>
@@ -3524,7 +4245,7 @@
         </w:tc>
         <w:tc>
           <w:tcPr>
-            <w:tcW w:w="3100" w:type="dxa"/>
+            <w:tcW w:w="2468" w:type="dxa"/>
             <w:tcMar>
               <w:top w:w="55" w:type="dxa"/>
               <w:left w:w="95" w:type="dxa"/>
@@ -3545,7 +4266,7 @@
         </w:tc>
         <w:tc>
           <w:tcPr>
-            <w:tcW w:w="2856" w:type="dxa"/>
+            <w:tcW w:w="2040" w:type="dxa"/>
             <w:tcMar>
               <w:top w:w="55" w:type="dxa"/>
               <w:left w:w="95" w:type="dxa"/>
@@ -3578,22 +4299,60 @@
               </w:rPr>
               <w:t>) / registry); remove client-specific literals</w:t>
             </w:r>
+          </w:p>
+        </w:tc>
+        <w:tc>
+          <w:tcPr>
+            <w:tcW w:w="1162" w:type="dxa"/>
+          </w:tcPr>
+          <w:p>
+            <w:pPr>
+              <w:rPr>
+                <w:sz w:val="16"/>
+                <w:szCs w:val="16"/>
+              </w:rPr>
+            </w:pPr>
+          </w:p>
+          <w:p>
+            <w:pPr>
+              <w:rPr>
+                <w:sz w:val="16"/>
+                <w:szCs w:val="16"/>
+              </w:rPr>
+            </w:pPr>
+          </w:p>
+          <w:p>
+            <w:pPr>
+              <w:rPr>
+                <w:sz w:val="16"/>
+                <w:szCs w:val="16"/>
+              </w:rPr>
+            </w:pPr>
+            <w:r>
+              <w:rPr>
+                <w:sz w:val="16"/>
+                <w:szCs w:val="16"/>
+              </w:rPr>
+              <w:t xml:space="preserve">Yes – removed client-specific literals are removed. Domain is derived from runtime </w:t>
+            </w:r>
+          </w:p>
+          <w:p>
+            <w:pPr>
+              <w:rPr>
+                <w:sz w:val="16"/>
+                <w:szCs w:val="16"/>
+              </w:rPr>
+            </w:pPr>
           </w:p>
         </w:tc>
       </w:tr>
       <w:tr>
-        <w:tblPrEx>
-          <w:tblCellMar>
-            <w:top w:w="0" w:type="dxa"/>
-            <w:bottom w:w="0" w:type="dxa"/>
-          </w:tblCellMar>
-        </w:tblPrEx>
         <w:trPr>
           <w:cantSplit/>
         </w:trPr>
         <w:tc>
           <w:tcPr>
-            <w:tcW w:w="520" w:type="dxa"/>
+            <w:tcW w:w="411" w:type="dxa"/>
             <w:shd w:val="clear" w:color="auto" w:fill="F4F4F6"/>
             <w:tcMar>
               <w:top w:w="55" w:type="dxa"/>
@@ -3617,7 +4376,7 @@
         </w:tc>
         <w:tc>
           <w:tcPr>
-            <w:tcW w:w="1050" w:type="dxa"/>
+            <w:tcW w:w="870" w:type="dxa"/>
             <w:shd w:val="clear" w:color="auto" w:fill="F4F4F6"/>
             <w:tcMar>
               <w:top w:w="55" w:type="dxa"/>
@@ -3642,7 +4401,7 @@
         </w:tc>
         <w:tc>
           <w:tcPr>
-            <w:tcW w:w="1500" w:type="dxa"/>
+            <w:tcW w:w="2445" w:type="dxa"/>
             <w:shd w:val="clear" w:color="auto" w:fill="F4F4F6"/>
             <w:tcMar>
               <w:top w:w="55" w:type="dxa"/>
@@ -3664,7 +4423,7 @@
         </w:tc>
         <w:tc>
           <w:tcPr>
-            <w:tcW w:w="3100" w:type="dxa"/>
+            <w:tcW w:w="2468" w:type="dxa"/>
             <w:shd w:val="clear" w:color="auto" w:fill="F4F4F6"/>
             <w:tcMar>
               <w:top w:w="55" w:type="dxa"/>
@@ -3718,7 +4477,7 @@
         </w:tc>
         <w:tc>
           <w:tcPr>
-            <w:tcW w:w="2856" w:type="dxa"/>
+            <w:tcW w:w="2040" w:type="dxa"/>
             <w:shd w:val="clear" w:color="auto" w:fill="F4F4F6"/>
             <w:tcMar>
               <w:top w:w="55" w:type="dxa"/>
@@ -3788,20 +4547,69 @@
             </w:r>
           </w:p>
         </w:tc>
+        <w:tc>
+          <w:tcPr>
+            <w:tcW w:w="1162" w:type="dxa"/>
+            <w:shd w:val="clear" w:color="auto" w:fill="F4F4F6"/>
+          </w:tcPr>
+          <w:p>
+            <w:pPr>
+              <w:rPr>
+                <w:sz w:val="16"/>
+                <w:szCs w:val="16"/>
+              </w:rPr>
+            </w:pPr>
+          </w:p>
+          <w:p>
+            <w:pPr>
+              <w:rPr>
+                <w:sz w:val="16"/>
+                <w:szCs w:val="16"/>
+              </w:rPr>
+            </w:pPr>
+            <w:r>
+              <w:rPr>
+                <w:sz w:val="16"/>
+                <w:szCs w:val="16"/>
+              </w:rPr>
+              <w:t xml:space="preserve">Yes – no longer uses DB_ID and uses </w:t>
+            </w:r>
+            <w:proofErr w:type="spellStart"/>
+            <w:proofErr w:type="gramStart"/>
+            <w:r>
+              <w:rPr>
+                <w:sz w:val="16"/>
+                <w:szCs w:val="16"/>
+              </w:rPr>
+              <w:t>sys.databases</w:t>
+            </w:r>
+            <w:proofErr w:type="spellEnd"/>
+            <w:proofErr w:type="gramEnd"/>
+            <w:r>
+              <w:rPr>
+                <w:sz w:val="16"/>
+                <w:szCs w:val="16"/>
+              </w:rPr>
+              <w:t>. This also ignores TEMPDB.</w:t>
+            </w:r>
+          </w:p>
+          <w:p>
+            <w:pPr>
+              <w:rPr>
+                <w:sz w:val="16"/>
+                <w:szCs w:val="16"/>
+              </w:rPr>
+            </w:pPr>
+          </w:p>
+        </w:tc>
       </w:tr>
       <w:tr>
-        <w:tblPrEx>
-          <w:tblCellMar>
-            <w:top w:w="0" w:type="dxa"/>
-            <w:bottom w:w="0" w:type="dxa"/>
-          </w:tblCellMar>
-        </w:tblPrEx>
         <w:trPr>
           <w:cantSplit/>
         </w:trPr>
         <w:tc>
           <w:tcPr>
-            <w:tcW w:w="520" w:type="dxa"/>
+            <w:tcW w:w="411" w:type="dxa"/>
             <w:tcMar>
               <w:top w:w="55" w:type="dxa"/>
               <w:left w:w="95" w:type="dxa"/>
@@ -3824,7 +4632,7 @@
         </w:tc>
         <w:tc>
           <w:tcPr>
-            <w:tcW w:w="1050" w:type="dxa"/>
+            <w:tcW w:w="870" w:type="dxa"/>
             <w:tcMar>
               <w:top w:w="55" w:type="dxa"/>
               <w:left w:w="95" w:type="dxa"/>
@@ -3848,7 +4656,7 @@
         </w:tc>
         <w:tc>
           <w:tcPr>
-            <w:tcW w:w="1500" w:type="dxa"/>
+            <w:tcW w:w="2445" w:type="dxa"/>
             <w:tcMar>
               <w:top w:w="55" w:type="dxa"/>
               <w:left w:w="95" w:type="dxa"/>
@@ -3869,7 +4677,7 @@
         </w:tc>
         <w:tc>
           <w:tcPr>
-            <w:tcW w:w="3100" w:type="dxa"/>
+            <w:tcW w:w="2468" w:type="dxa"/>
             <w:tcMar>
               <w:top w:w="55" w:type="dxa"/>
               <w:left w:w="95" w:type="dxa"/>
@@ -3890,7 +4698,7 @@
         </w:tc>
         <w:tc>
           <w:tcPr>
-            <w:tcW w:w="2856" w:type="dxa"/>
+            <w:tcW w:w="2040" w:type="dxa"/>
             <w:tcMar>
               <w:top w:w="55" w:type="dxa"/>
               <w:left w:w="95" w:type="dxa"/>
@@ -3923,22 +4731,68 @@
               </w:rPr>
               <w:t xml:space="preserve"> column per database</w:t>
             </w:r>
+          </w:p>
+        </w:tc>
+        <w:tc>
+          <w:tcPr>
+            <w:tcW w:w="1162" w:type="dxa"/>
+          </w:tcPr>
+          <w:p>
+            <w:pPr>
+              <w:rPr>
+                <w:sz w:val="16"/>
+                <w:szCs w:val="16"/>
+              </w:rPr>
+            </w:pPr>
+          </w:p>
+          <w:p>
+            <w:pPr>
+              <w:rPr>
+                <w:sz w:val="16"/>
+                <w:szCs w:val="16"/>
+              </w:rPr>
+            </w:pPr>
+            <w:r>
+              <w:rPr>
+                <w:sz w:val="16"/>
+                <w:szCs w:val="16"/>
+              </w:rPr>
+              <w:t xml:space="preserve">Yes – added a </w:t>
+            </w:r>
+            <w:proofErr w:type="spellStart"/>
+            <w:r>
+              <w:rPr>
+                <w:sz w:val="16"/>
+                <w:szCs w:val="16"/>
+              </w:rPr>
+              <w:t>IsPrimaryReplica</w:t>
+            </w:r>
+            <w:proofErr w:type="spellEnd"/>
+            <w:r>
+              <w:rPr>
+                <w:sz w:val="16"/>
+                <w:szCs w:val="16"/>
+              </w:rPr>
+              <w:t xml:space="preserve"> column per database</w:t>
+            </w:r>
+          </w:p>
+          <w:p>
+            <w:pPr>
+              <w:rPr>
+                <w:sz w:val="16"/>
+                <w:szCs w:val="16"/>
+              </w:rPr>
+            </w:pPr>
           </w:p>
         </w:tc>
       </w:tr>
       <w:tr>
-        <w:tblPrEx>
-          <w:tblCellMar>
-            <w:top w:w="0" w:type="dxa"/>
-            <w:bottom w:w="0" w:type="dxa"/>
-          </w:tblCellMar>
-        </w:tblPrEx>
         <w:trPr>
           <w:cantSplit/>
         </w:trPr>
         <w:tc>
           <w:tcPr>
-            <w:tcW w:w="520" w:type="dxa"/>
+            <w:tcW w:w="411" w:type="dxa"/>
             <w:shd w:val="clear" w:color="auto" w:fill="F4F4F6"/>
             <w:tcMar>
               <w:top w:w="55" w:type="dxa"/>
@@ -3949,12 +4803,18 @@
             <w:vAlign w:val="center"/>
           </w:tcPr>
           <w:p>
-            <w:r>
-              <w:rPr>
-                <w:b/>
-                <w:bCs/>
-                <w:sz w:val="16"/>
-                <w:szCs w:val="16"/>
+            <w:pPr>
+              <w:rPr>
+                <w:highlight w:val="yellow"/>
+              </w:rPr>
+            </w:pPr>
+            <w:r>
+              <w:rPr>
+                <w:b/>
+                <w:bCs/>
+                <w:sz w:val="16"/>
+                <w:szCs w:val="16"/>
+                <w:highlight w:val="yellow"/>
               </w:rPr>
               <w:t>S4</w:t>
             </w:r>
@@ -3962,7 +4822,7 @@
         </w:tc>
         <w:tc>
           <w:tcPr>
-            <w:tcW w:w="1050" w:type="dxa"/>
+            <w:tcW w:w="870" w:type="dxa"/>
             <w:shd w:val="clear" w:color="auto" w:fill="F4F4F6"/>
             <w:tcMar>
               <w:top w:w="55" w:type="dxa"/>
@@ -3973,6 +4833,11 @@
             <w:vAlign w:val="center"/>
           </w:tcPr>
           <w:p>
+            <w:pPr>
+              <w:rPr>
+                <w:highlight w:val="yellow"/>
+              </w:rPr>
+            </w:pPr>
             <w:r>
               <w:rPr>
                 <w:b/>
@@ -3980,6 +4845,7 @@
                 <w:color w:val="333544"/>
                 <w:sz w:val="16"/>
                 <w:szCs w:val="16"/>
+                <w:highlight w:val="yellow"/>
               </w:rPr>
               <w:t>Medium</w:t>
             </w:r>
@@ -3987,7 +4853,7 @@
         </w:tc>
         <w:tc>
           <w:tcPr>
-            <w:tcW w:w="1500" w:type="dxa"/>
+            <w:tcW w:w="2445" w:type="dxa"/>
             <w:shd w:val="clear" w:color="auto" w:fill="F4F4F6"/>
             <w:tcMar>
               <w:top w:w="55" w:type="dxa"/>
@@ -3998,11 +4864,17 @@
             <w:vAlign w:val="center"/>
           </w:tcPr>
           <w:p>
+            <w:pPr>
+              <w:rPr>
+                <w:highlight w:val="yellow"/>
+              </w:rPr>
+            </w:pPr>
             <w:proofErr w:type="spellStart"/>
             <w:r>
               <w:rPr>
                 <w:sz w:val="16"/>
                 <w:szCs w:val="16"/>
+                <w:highlight w:val="yellow"/>
               </w:rPr>
               <w:t>sys.sql_expression_dependencies</w:t>
             </w:r>
@@ -4011,7 +4883,7 @@
         </w:tc>
         <w:tc>
           <w:tcPr>
-            <w:tcW w:w="3100" w:type="dxa"/>
+            <w:tcW w:w="2468" w:type="dxa"/>
             <w:shd w:val="clear" w:color="auto" w:fill="F4F4F6"/>
             <w:tcMar>
               <w:top w:w="55" w:type="dxa"/>
@@ -4022,10 +4894,16 @@
             <w:vAlign w:val="center"/>
           </w:tcPr>
           <w:p>
-            <w:r>
-              <w:rPr>
-                <w:sz w:val="16"/>
-                <w:szCs w:val="16"/>
+            <w:pPr>
+              <w:rPr>
+                <w:highlight w:val="yellow"/>
+              </w:rPr>
+            </w:pPr>
+            <w:r>
+              <w:rPr>
+                <w:sz w:val="16"/>
+                <w:szCs w:val="16"/>
+                <w:highlight w:val="yellow"/>
               </w:rPr>
               <w:t>Only static four-part-name references are caught. Dynamic SQL and application-side linked-server use are invisible, but the output columns read as authoritative dependency counts.</w:t>
             </w:r>
@@ -4033,7 +4911,7 @@
         </w:tc>
         <w:tc>
           <w:tcPr>
-            <w:tcW w:w="2856" w:type="dxa"/>
+            <w:tcW w:w="2040" w:type="dxa"/>
             <w:shd w:val="clear" w:color="auto" w:fill="F4F4F6"/>
             <w:tcMar>
               <w:top w:w="55" w:type="dxa"/>
@@ -4044,52 +4922,129 @@
             <w:vAlign w:val="center"/>
           </w:tcPr>
           <w:p>
-            <w:r>
-              <w:rPr>
-                <w:sz w:val="16"/>
-                <w:szCs w:val="16"/>
+            <w:pPr>
+              <w:rPr>
+                <w:highlight w:val="yellow"/>
+              </w:rPr>
+            </w:pPr>
+            <w:r>
+              <w:rPr>
+                <w:sz w:val="16"/>
+                <w:szCs w:val="16"/>
+                <w:highlight w:val="yellow"/>
               </w:rPr>
               <w:t>Add a caveat column or README note; treat counts as lower bounds</w:t>
             </w:r>
+          </w:p>
+        </w:tc>
+        <w:tc>
+          <w:tcPr>
+            <w:tcW w:w="1162" w:type="dxa"/>
+            <w:shd w:val="clear" w:color="auto" w:fill="F4F4F6"/>
+          </w:tcPr>
+          <w:p>
+            <w:pPr>
+              <w:rPr>
+                <w:sz w:val="16"/>
+                <w:szCs w:val="16"/>
+                <w:highlight w:val="yellow"/>
+              </w:rPr>
+            </w:pPr>
+          </w:p>
+          <w:p>
+            <w:pPr>
+              <w:rPr>
+                <w:sz w:val="16"/>
+                <w:szCs w:val="16"/>
+                <w:highlight w:val="yellow"/>
+              </w:rPr>
+            </w:pPr>
+          </w:p>
+          <w:p>
+            <w:pPr>
+              <w:rPr>
+                <w:sz w:val="16"/>
+                <w:szCs w:val="16"/>
+                <w:highlight w:val="yellow"/>
+              </w:rPr>
+            </w:pPr>
+            <w:r>
+              <w:rPr>
+                <w:sz w:val="16"/>
+                <w:szCs w:val="16"/>
+                <w:highlight w:val="yellow"/>
+              </w:rPr>
+              <w:t>Yes –</w:t>
+            </w:r>
+            <w:r>
+              <w:rPr>
+                <w:sz w:val="16"/>
+                <w:szCs w:val="16"/>
+                <w:highlight w:val="yellow"/>
+              </w:rPr>
+              <w:t xml:space="preserve"> Added message that </w:t>
+            </w:r>
+            <w:proofErr w:type="spellStart"/>
+            <w:r>
+              <w:rPr>
+                <w:sz w:val="16"/>
+                <w:szCs w:val="16"/>
+                <w:highlight w:val="yellow"/>
+              </w:rPr>
+              <w:t>depdency</w:t>
+            </w:r>
+            <w:proofErr w:type="spellEnd"/>
+            <w:r>
+              <w:rPr>
+                <w:sz w:val="16"/>
+                <w:szCs w:val="16"/>
+                <w:highlight w:val="yellow"/>
+              </w:rPr>
+              <w:t xml:space="preserve"> counts are lower-bound estimate in README.md </w:t>
+            </w:r>
+          </w:p>
+          <w:p>
+            <w:pPr>
+              <w:rPr>
+                <w:sz w:val="16"/>
+                <w:szCs w:val="16"/>
+                <w:highlight w:val="yellow"/>
+              </w:rPr>
+            </w:pPr>
           </w:p>
         </w:tc>
       </w:tr>
       <w:tr>
-        <w:tblPrEx>
-          <w:tblCellMar>
-            <w:top w:w="0" w:type="dxa"/>
-            <w:bottom w:w="0" w:type="dxa"/>
-          </w:tblCellMar>
-        </w:tblPrEx>
         <w:trPr>
           <w:cantSplit/>
         </w:trPr>
         <w:tc>
           <w:tcPr>
-            <w:tcW w:w="520" w:type="dxa"/>
-            <w:tcMar>
-              <w:top w:w="55" w:type="dxa"/>
-              <w:left w:w="95" w:type="dxa"/>
-              <w:bottom w:w="55" w:type="dxa"/>
-              <w:right w:w="95" w:type="dxa"/>
-            </w:tcMar>
-            <w:vAlign w:val="center"/>
-          </w:tcPr>
-          <w:p>
-            <w:r>
-              <w:rPr>
-                <w:b/>
-                <w:bCs/>
-                <w:sz w:val="16"/>
-                <w:szCs w:val="16"/>
-              </w:rPr>
+            <w:tcW w:w="411" w:type="dxa"/>
+            <w:tcMar>
+              <w:top w:w="55" w:type="dxa"/>
+              <w:left w:w="95" w:type="dxa"/>
+              <w:bottom w:w="55" w:type="dxa"/>
+              <w:right w:w="95" w:type="dxa"/>
+            </w:tcMar>
+            <w:vAlign w:val="center"/>
+          </w:tcPr>
+          <w:p>
+            <w:r>
+              <w:rPr>
+                <w:b/>
+                <w:bCs/>
+                <w:sz w:val="16"/>
+                <w:szCs w:val="16"/>
+              </w:rPr>
+              <w:lastRenderedPageBreak/>
               <w:t>S5</w:t>
             </w:r>
           </w:p>
         </w:tc>
         <w:tc>
           <w:tcPr>
-            <w:tcW w:w="1050" w:type="dxa"/>
+            <w:tcW w:w="870" w:type="dxa"/>
             <w:tcMar>
               <w:top w:w="55" w:type="dxa"/>
               <w:left w:w="95" w:type="dxa"/>
@@ -4113,7 +5068,7 @@
         </w:tc>
         <w:tc>
           <w:tcPr>
-            <w:tcW w:w="1500" w:type="dxa"/>
+            <w:tcW w:w="2445" w:type="dxa"/>
             <w:tcMar>
               <w:top w:w="55" w:type="dxa"/>
               <w:left w:w="95" w:type="dxa"/>
@@ -4134,7 +5089,7 @@
         </w:tc>
         <w:tc>
           <w:tcPr>
-            <w:tcW w:w="3100" w:type="dxa"/>
+            <w:tcW w:w="2468" w:type="dxa"/>
             <w:tcMar>
               <w:top w:w="55" w:type="dxa"/>
               <w:left w:w="95" w:type="dxa"/>
@@ -4196,7 +5151,7 @@
         </w:tc>
         <w:tc>
           <w:tcPr>
-            <w:tcW w:w="2856" w:type="dxa"/>
+            <w:tcW w:w="2040" w:type="dxa"/>
             <w:tcMar>
               <w:top w:w="55" w:type="dxa"/>
               <w:left w:w="95" w:type="dxa"/>
@@ -4212,23 +5167,68 @@
                 <w:szCs w:val="16"/>
               </w:rPr>
               <w:t>Relabel, or query the cluster name properly</w:t>
+            </w:r>
+          </w:p>
+        </w:tc>
+        <w:tc>
+          <w:tcPr>
+            <w:tcW w:w="1162" w:type="dxa"/>
+          </w:tcPr>
+          <w:p>
+            <w:pPr>
+              <w:rPr>
+                <w:sz w:val="16"/>
+                <w:szCs w:val="16"/>
+              </w:rPr>
+            </w:pPr>
+          </w:p>
+          <w:p>
+            <w:pPr>
+              <w:rPr>
+                <w:sz w:val="16"/>
+                <w:szCs w:val="16"/>
+              </w:rPr>
+            </w:pPr>
+            <w:r>
+              <w:rPr>
+                <w:sz w:val="16"/>
+                <w:szCs w:val="16"/>
+              </w:rPr>
+              <w:t>Yes – relabelling the output columns from Physical CPU Count to Estimated CPU Package</w:t>
+            </w:r>
+          </w:p>
+          <w:p>
+            <w:pPr>
+              <w:rPr>
+                <w:sz w:val="16"/>
+                <w:szCs w:val="16"/>
+              </w:rPr>
+            </w:pPr>
+          </w:p>
+          <w:p>
+            <w:pPr>
+              <w:rPr>
+                <w:sz w:val="16"/>
+                <w:szCs w:val="16"/>
+              </w:rPr>
+            </w:pPr>
+            <w:r>
+              <w:rPr>
+                <w:sz w:val="16"/>
+                <w:szCs w:val="16"/>
+              </w:rPr>
+              <w:t xml:space="preserve">Failover Cluster name to SQL Network Name </w:t>
             </w:r>
           </w:p>
         </w:tc>
       </w:tr>
       <w:tr>
-        <w:tblPrEx>
-          <w:tblCellMar>
-            <w:top w:w="0" w:type="dxa"/>
-            <w:bottom w:w="0" w:type="dxa"/>
-          </w:tblCellMar>
-        </w:tblPrEx>
         <w:trPr>
           <w:cantSplit/>
         </w:trPr>
         <w:tc>
           <w:tcPr>
-            <w:tcW w:w="520" w:type="dxa"/>
+            <w:tcW w:w="411" w:type="dxa"/>
             <w:shd w:val="clear" w:color="auto" w:fill="F4F4F6"/>
             <w:tcMar>
               <w:top w:w="55" w:type="dxa"/>
@@ -4252,7 +5252,7 @@
         </w:tc>
         <w:tc>
           <w:tcPr>
-            <w:tcW w:w="1050" w:type="dxa"/>
+            <w:tcW w:w="870" w:type="dxa"/>
             <w:shd w:val="clear" w:color="auto" w:fill="F4F4F6"/>
             <w:tcMar>
               <w:top w:w="55" w:type="dxa"/>
@@ -4277,7 +5277,7 @@
         </w:tc>
         <w:tc>
           <w:tcPr>
-            <w:tcW w:w="1500" w:type="dxa"/>
+            <w:tcW w:w="2445" w:type="dxa"/>
             <w:shd w:val="clear" w:color="auto" w:fill="F4F4F6"/>
             <w:tcMar>
               <w:top w:w="55" w:type="dxa"/>
@@ -4299,7 +5299,7 @@
         </w:tc>
         <w:tc>
           <w:tcPr>
-            <w:tcW w:w="3100" w:type="dxa"/>
+            <w:tcW w:w="2468" w:type="dxa"/>
             <w:shd w:val="clear" w:color="auto" w:fill="F4F4F6"/>
             <w:tcMar>
               <w:top w:w="55" w:type="dxa"/>
@@ -4353,7 +5353,7 @@
         </w:tc>
         <w:tc>
           <w:tcPr>
-            <w:tcW w:w="2856" w:type="dxa"/>
+            <w:tcW w:w="2040" w:type="dxa"/>
             <w:shd w:val="clear" w:color="auto" w:fill="F4F4F6"/>
             <w:tcMar>
               <w:top w:w="55" w:type="dxa"/>
@@ -4403,6 +5403,20 @@
               </w:rPr>
               <w:t xml:space="preserve"> export and the exact permission set</w:t>
             </w:r>
+          </w:p>
+        </w:tc>
+        <w:tc>
+          <w:tcPr>
+            <w:tcW w:w="1162" w:type="dxa"/>
+            <w:shd w:val="clear" w:color="auto" w:fill="F4F4F6"/>
+          </w:tcPr>
+          <w:p>
+            <w:pPr>
+              <w:rPr>
+                <w:sz w:val="16"/>
+                <w:szCs w:val="16"/>
+              </w:rPr>
+            </w:pPr>
           </w:p>
         </w:tc>
       </w:tr>
@@ -4570,7 +5584,6 @@
         <w:spacing w:after="50" w:line="270" w:lineRule="auto"/>
       </w:pPr>
       <w:r>
-        <w:lastRenderedPageBreak/>
         <w:t>Run the Windows inventory against one FQDN and one short-name target, plus one deliberately unreachable host; verify summary counts and that the run completes within the configured timeout (W1/W2).</w:t>
       </w:r>
     </w:p>
@@ -4585,6 +5598,37 @@
       </w:pPr>
       <w:r>
         <w:t>Run the SQL script on a named instance with SSRS and on an AG secondary; verify SSRS detection and documented dedupe behaviour (S2/S3).</w:t>
+      </w:r>
+    </w:p>
+    <w:p>
+      <w:pPr>
+        <w:rPr>
+          <w:b/>
+          <w:bCs/>
+        </w:rPr>
+      </w:pPr>
+      <w:r>
+        <w:rPr>
+          <w:b/>
+          <w:bCs/>
+        </w:rPr>
+        <w:t xml:space="preserve">We passed S3 by running the script on an AG secondary and confirming it correctly flagged AG rows as secondary (Is primary replica = FALSE) for dedupe </w:t>
+      </w:r>
+      <w:proofErr w:type="spellStart"/>
+      <w:r>
+        <w:rPr>
+          <w:b/>
+          <w:bCs/>
+        </w:rPr>
+        <w:t>behavior</w:t>
+      </w:r>
+      <w:proofErr w:type="spellEnd"/>
+      <w:r>
+        <w:rPr>
+          <w:b/>
+          <w:bCs/>
+        </w:rPr>
+        <w:t>, and we cannot fully pass S2 right now because your environment has no SQL named instance with SSRS installed to produce the required named-instance detection evidence.</w:t>
       </w:r>
     </w:p>
     <w:p>
@@ -4625,7 +5669,7 @@
 </file>
 
 <file path=word/endnotes.xml><?xml version="1.0" encoding="utf-8"?>
-<w:endnotes xmlns:wpc="http://schemas.microsoft.com/office/word/2010/wordprocessingCanvas" xmlns:cx="http://schemas.microsoft.com/office/drawing/2014/chartex" xmlns:cx1="http://schemas.microsoft.com/office/drawing/2015/9/8/chartex" xmlns:cx2="http://schemas.microsoft.com/office/drawing/2015/10/21/chartex" xmlns:cx3="http://schemas.microsoft.com/office/drawing/2016/5/9/chartex" xmlns:cx4="http://schemas.microsoft.com/office/drawing/2016/5/10/chartex" xmlns:cx5="http://schemas.microsoft.com/office/drawing/2016/5/11/chartex" xmlns:cx6="http://schemas.microsoft.com/office/drawing/2016/5/12/chartex" xmlns:cx7="http://schemas.microsoft.com/office/drawing/2016/5/13/chartex" xmlns:cx8="http://schemas.microsoft.com/office/drawing/2016/5/14/chartex" xmlns:mc="http://schemas.openxmlformats.org/markup-compatibility/2006" xmlns:m="http://schemas.openxmlformats.org/officeDocument/2006/math" xmlns:aink="http://schemas.microsoft.com/office/drawing/2016/ink" xmlns:am3d="http://schemas.microsoft.com/office/drawing/2017/model3d" xmlns:oel="http://schemas.microsoft.com/office/2019/extlst" xmlns:r="http://schemas.openxmlformats.org/officeDocument/2006/relationships" xmlns:wp14="http://schemas.microsoft.com/office/word/2010/wordprocessingDrawing" xmlns:wp="http://schemas.openxmlformats.org/drawingml/2006/wordprocessingDrawing" xmlns:wpg="http://schemas.microsoft.com/office/word/2010/wordprocessingGroup" xmlns:wpi="http://schemas.microsoft.com/office/word/2010/wordprocessingInk" xmlns:wps="http://schemas.microsoft.com/office/word/2010/wordprocessingShape" xmlns:o="urn:schemas-microsoft-com:office:office" xmlns:v="urn:schemas-microsoft-com:vml" xmlns:w10="urn:schemas-microsoft-com:office:word" xmlns:w="http://schemas.openxmlformats.org/wordprocessingml/2006/main" xmlns:w14="http://schemas.microsoft.com/office/word/2010/wordml" xmlns:w15="http://schemas.microsoft.com/office/word/2012/wordml" xmlns:w16cei="http://schemas.microsoft.com/office/word/2026/wordml/cei" xmlns:w16cex="http://schemas.microsoft.com/office/word/2018/wordml/cex" xmlns:w16cid="http://schemas.microsoft.com/office/word/2016/wordml/cid" xmlns:w16="http://schemas.microsoft.com/office/word/2018/wordml" xmlns:w16sdtdh="http://schemas.microsoft.com/office/word/2020/wordml/sdtdatahash" xmlns:w16sdtfl="http://schemas.microsoft.com/office/word/2024/wordml/sdtformatlock" xmlns:w16se="http://schemas.microsoft.com/office/word/2015/wordml/symex" xmlns:w16du="http://schemas.microsoft.com/office/word/2023/wordml/word16du" xmlns:wne="http://schemas.microsoft.com/office/word/2006/wordml" mc:Ignorable="w14 w15 w16se w16cid w16 w16cex w16sdtdh w16sdtfl w16du wp14">
+<w:endnotes xmlns:wpc="http://schemas.microsoft.com/office/word/2010/wordprocessingCanvas" xmlns:cx="http://schemas.microsoft.com/office/drawing/2014/chartex" xmlns:cx1="http://schemas.microsoft.com/office/drawing/2015/9/8/chartex" xmlns:cx2="http://schemas.microsoft.com/office/drawing/2015/10/21/chartex" xmlns:cx3="http://schemas.microsoft.com/office/drawing/2016/5/9/chartex" xmlns:cx4="http://schemas.microsoft.com/office/drawing/2016/5/10/chartex" xmlns:cx5="http://schemas.microsoft.com/office/drawing/2016/5/11/chartex" xmlns:cx6="http://schemas.microsoft.com/office/drawing/2016/5/12/chartex" xmlns:cx7="http://schemas.microsoft.com/office/drawing/2016/5/13/chartex" xmlns:cx8="http://schemas.microsoft.com/office/drawing/2016/5/14/chartex" xmlns:mc="http://schemas.openxmlformats.org/markup-compatibility/2006" xmlns:aink="http://schemas.microsoft.com/office/drawing/2016/ink" xmlns:am3d="http://schemas.microsoft.com/office/drawing/2017/model3d" xmlns:o="urn:schemas-microsoft-com:office:office" xmlns:oel="http://schemas.microsoft.com/office/2019/extlst" xmlns:r="http://schemas.openxmlformats.org/officeDocument/2006/relationships" xmlns:m="http://schemas.openxmlformats.org/officeDocument/2006/math" xmlns:v="urn:schemas-microsoft-com:vml" xmlns:wp14="http://schemas.microsoft.com/office/word/2010/wordprocessingDrawing" xmlns:wp="http://schemas.openxmlformats.org/drawingml/2006/wordprocessingDrawing" xmlns:w10="urn:schemas-microsoft-com:office:word" xmlns:w="http://schemas.openxmlformats.org/wordprocessingml/2006/main" xmlns:w14="http://schemas.microsoft.com/office/word/2010/wordml" xmlns:w15="http://schemas.microsoft.com/office/word/2012/wordml" xmlns:w16cei="http://schemas.microsoft.com/office/word/2026/wordml/cei" xmlns:w16cex="http://schemas.microsoft.com/office/word/2018/wordml/cex" xmlns:w16cid="http://schemas.microsoft.com/office/word/2016/wordml/cid" xmlns:w16="http://schemas.microsoft.com/office/word/2018/wordml" xmlns:w16du="http://schemas.microsoft.com/office/word/2023/wordml/word16du" xmlns:w16sdtdh="http://schemas.microsoft.com/office/word/2020/wordml/sdtdatahash" xmlns:w16sdtfl="http://schemas.microsoft.com/office/word/2024/wordml/sdtformatlock" xmlns:w16se="http://schemas.microsoft.com/office/word/2015/wordml/symex" xmlns:wpg="http://schemas.microsoft.com/office/word/2010/wordprocessingGroup" xmlns:wpi="http://schemas.microsoft.com/office/word/2010/wordprocessingInk" xmlns:wne="http://schemas.microsoft.com/office/word/2006/wordml" xmlns:wps="http://schemas.microsoft.com/office/word/2010/wordprocessingShape" mc:Ignorable="w14 w15 w16se w16cid w16 w16cex w16sdtdh w16sdtfl w16du wp14">
   <w:endnote w:type="separator" w:id="-1">
     <w:p>
       <w:r>
@@ -4644,7 +5688,7 @@
 </file>
 
 <file path=word/footer1.xml><?xml version="1.0" encoding="utf-8"?>
-<w:ftr xmlns:wpc="http://schemas.microsoft.com/office/word/2010/wordprocessingCanvas" xmlns:cx="http://schemas.microsoft.com/office/drawing/2014/chartex" xmlns:cx1="http://schemas.microsoft.com/office/drawing/2015/9/8/chartex" xmlns:cx2="http://schemas.microsoft.com/office/drawing/2015/10/21/chartex" xmlns:cx3="http://schemas.microsoft.com/office/drawing/2016/5/9/chartex" xmlns:cx4="http://schemas.microsoft.com/office/drawing/2016/5/10/chartex" xmlns:cx5="http://schemas.microsoft.com/office/drawing/2016/5/11/chartex" xmlns:cx6="http://schemas.microsoft.com/office/drawing/2016/5/12/chartex" xmlns:cx7="http://schemas.microsoft.com/office/drawing/2016/5/13/chartex" xmlns:cx8="http://schemas.microsoft.com/office/drawing/2016/5/14/chartex" xmlns:mc="http://schemas.openxmlformats.org/markup-compatibility/2006" xmlns:m="http://schemas.openxmlformats.org/officeDocument/2006/math" xmlns:aink="http://schemas.microsoft.com/office/drawing/2016/ink" xmlns:am3d="http://schemas.microsoft.com/office/drawing/2017/model3d" xmlns:oel="http://schemas.microsoft.com/office/2019/extlst" xmlns:r="http://schemas.openxmlformats.org/officeDocument/2006/relationships" xmlns:wp14="http://schemas.microsoft.com/office/word/2010/wordprocessingDrawing" xmlns:wp="http://schemas.openxmlformats.org/drawingml/2006/wordprocessingDrawing" xmlns:wpg="http://schemas.microsoft.com/office/word/2010/wordprocessingGroup" xmlns:wpi="http://schemas.microsoft.com/office/word/2010/wordprocessingInk" xmlns:wps="http://schemas.microsoft.com/office/word/2010/wordprocessingShape" xmlns:o="urn:schemas-microsoft-com:office:office" xmlns:v="urn:schemas-microsoft-com:vml" xmlns:w10="urn:schemas-microsoft-com:office:word" xmlns:w="http://schemas.openxmlformats.org/wordprocessingml/2006/main" xmlns:w14="http://schemas.microsoft.com/office/word/2010/wordml" xmlns:w15="http://schemas.microsoft.com/office/word/2012/wordml" xmlns:w16cei="http://schemas.microsoft.com/office/word/2026/wordml/cei" xmlns:w16cex="http://schemas.microsoft.com/office/word/2018/wordml/cex" xmlns:w16cid="http://schemas.microsoft.com/office/word/2016/wordml/cid" xmlns:w16="http://schemas.microsoft.com/office/word/2018/wordml" xmlns:w16sdtdh="http://schemas.microsoft.com/office/word/2020/wordml/sdtdatahash" xmlns:w16sdtfl="http://schemas.microsoft.com/office/word/2024/wordml/sdtformatlock" xmlns:w16se="http://schemas.microsoft.com/office/word/2015/wordml/symex" xmlns:w16du="http://schemas.microsoft.com/office/word/2023/wordml/word16du" xmlns:wne="http://schemas.microsoft.com/office/word/2006/wordml" mc:Ignorable="w14 w15 w16se w16cid w16 w16cex w16sdtdh w16sdtfl w16du wp14">
+<w:ftr xmlns:wpc="http://schemas.microsoft.com/office/word/2010/wordprocessingCanvas" xmlns:cx="http://schemas.microsoft.com/office/drawing/2014/chartex" xmlns:cx1="http://schemas.microsoft.com/office/drawing/2015/9/8/chartex" xmlns:cx2="http://schemas.microsoft.com/office/drawing/2015/10/21/chartex" xmlns:cx3="http://schemas.microsoft.com/office/drawing/2016/5/9/chartex" xmlns:cx4="http://schemas.microsoft.com/office/drawing/2016/5/10/chartex" xmlns:cx5="http://schemas.microsoft.com/office/drawing/2016/5/11/chartex" xmlns:cx6="http://schemas.microsoft.com/office/drawing/2016/5/12/chartex" xmlns:cx7="http://schemas.microsoft.com/office/drawing/2016/5/13/chartex" xmlns:cx8="http://schemas.microsoft.com/office/drawing/2016/5/14/chartex" xmlns:mc="http://schemas.openxmlformats.org/markup-compatibility/2006" xmlns:aink="http://schemas.microsoft.com/office/drawing/2016/ink" xmlns:am3d="http://schemas.microsoft.com/office/drawing/2017/model3d" xmlns:o="urn:schemas-microsoft-com:office:office" xmlns:oel="http://schemas.microsoft.com/office/2019/extlst" xmlns:r="http://schemas.openxmlformats.org/officeDocument/2006/relationships" xmlns:m="http://schemas.openxmlformats.org/officeDocument/2006/math" xmlns:v="urn:schemas-microsoft-com:vml" xmlns:wp14="http://schemas.microsoft.com/office/word/2010/wordprocessingDrawing" xmlns:wp="http://schemas.openxmlformats.org/drawingml/2006/wordprocessingDrawing" xmlns:w10="urn:schemas-microsoft-com:office:word" xmlns:w="http://schemas.openxmlformats.org/wordprocessingml/2006/main" xmlns:w14="http://schemas.microsoft.com/office/word/2010/wordml" xmlns:w15="http://schemas.microsoft.com/office/word/2012/wordml" xmlns:w16cei="http://schemas.microsoft.com/office/word/2026/wordml/cei" xmlns:w16cex="http://schemas.microsoft.com/office/word/2018/wordml/cex" xmlns:w16cid="http://schemas.microsoft.com/office/word/2016/wordml/cid" xmlns:w16="http://schemas.microsoft.com/office/word/2018/wordml" xmlns:w16du="http://schemas.microsoft.com/office/word/2023/wordml/word16du" xmlns:w16sdtdh="http://schemas.microsoft.com/office/word/2020/wordml/sdtdatahash" xmlns:w16sdtfl="http://schemas.microsoft.com/office/word/2024/wordml/sdtformatlock" xmlns:w16se="http://schemas.microsoft.com/office/word/2015/wordml/symex" xmlns:wpg="http://schemas.microsoft.com/office/word/2010/wordprocessingGroup" xmlns:wpi="http://schemas.microsoft.com/office/word/2010/wordprocessingInk" xmlns:wne="http://schemas.microsoft.com/office/word/2006/wordml" xmlns:wps="http://schemas.microsoft.com/office/word/2010/wordprocessingShape" mc:Ignorable="w14 w15 w16se w16cid w16 w16cex w16sdtdh w16sdtfl w16du wp14">
   <w:p>
     <w:pPr>
       <w:pBdr>
@@ -4657,7 +5701,7 @@
 </file>
 
 <file path=word/footnotes.xml><?xml version="1.0" encoding="utf-8"?>
-<w:footnotes xmlns:wpc="http://schemas.microsoft.com/office/word/2010/wordprocessingCanvas" xmlns:cx="http://schemas.microsoft.com/office/drawing/2014/chartex" xmlns:cx1="http://schemas.microsoft.com/office/drawing/2015/9/8/chartex" xmlns:cx2="http://schemas.microsoft.com/office/drawing/2015/10/21/chartex" xmlns:cx3="http://schemas.microsoft.com/office/drawing/2016/5/9/chartex" xmlns:cx4="http://schemas.microsoft.com/office/drawing/2016/5/10/chartex" xmlns:cx5="http://schemas.microsoft.com/office/drawing/2016/5/11/chartex" xmlns:cx6="http://schemas.microsoft.com/office/drawing/2016/5/12/chartex" xmlns:cx7="http://schemas.microsoft.com/office/drawing/2016/5/13/chartex" xmlns:cx8="http://schemas.microsoft.com/office/drawing/2016/5/14/chartex" xmlns:mc="http://schemas.openxmlformats.org/markup-compatibility/2006" xmlns:m="http://schemas.openxmlformats.org/officeDocument/2006/math" xmlns:aink="http://schemas.microsoft.com/office/drawing/2016/ink" xmlns:am3d="http://schemas.microsoft.com/office/drawing/2017/model3d" xmlns:oel="http://schemas.microsoft.com/office/2019/extlst" xmlns:r="http://schemas.openxmlformats.org/officeDocument/2006/relationships" xmlns:wp14="http://schemas.microsoft.com/office/word/2010/wordprocessingDrawing" xmlns:wp="http://schemas.openxmlformats.org/drawingml/2006/wordprocessingDrawing" xmlns:wpg="http://schemas.microsoft.com/office/word/2010/wordprocessingGroup" xmlns:wpi="http://schemas.microsoft.com/office/word/2010/wordprocessingInk" xmlns:wps="http://schemas.microsoft.com/office/word/2010/wordprocessingShape" xmlns:o="urn:schemas-microsoft-com:office:office" xmlns:v="urn:schemas-microsoft-com:vml" xmlns:w10="urn:schemas-microsoft-com:office:word" xmlns:w="http://schemas.openxmlformats.org/wordprocessingml/2006/main" xmlns:w14="http://schemas.microsoft.com/office/word/2010/wordml" xmlns:w15="http://schemas.microsoft.com/office/word/2012/wordml" xmlns:w16cei="http://schemas.microsoft.com/office/word/2026/wordml/cei" xmlns:w16cex="http://schemas.microsoft.com/office/word/2018/wordml/cex" xmlns:w16cid="http://schemas.microsoft.com/office/word/2016/wordml/cid" xmlns:w16="http://schemas.microsoft.com/office/word/2018/wordml" xmlns:w16sdtdh="http://schemas.microsoft.com/office/word/2020/wordml/sdtdatahash" xmlns:w16sdtfl="http://schemas.microsoft.com/office/word/2024/wordml/sdtformatlock" xmlns:w16se="http://schemas.microsoft.com/office/word/2015/wordml/symex" xmlns:w16du="http://schemas.microsoft.com/office/word/2023/wordml/word16du" xmlns:wne="http://schemas.microsoft.com/office/word/2006/wordml" mc:Ignorable="w14 w15 w16se w16cid w16 w16cex w16sdtdh w16sdtfl w16du wp14">
+<w:footnotes xmlns:wpc="http://schemas.microsoft.com/office/word/2010/wordprocessingCanvas" xmlns:cx="http://schemas.microsoft.com/office/drawing/2014/chartex" xmlns:cx1="http://schemas.microsoft.com/office/drawing/2015/9/8/chartex" xmlns:cx2="http://schemas.microsoft.com/office/drawing/2015/10/21/chartex" xmlns:cx3="http://schemas.microsoft.com/office/drawing/2016/5/9/chartex" xmlns:cx4="http://schemas.microsoft.com/office/drawing/2016/5/10/chartex" xmlns:cx5="http://schemas.microsoft.com/office/drawing/2016/5/11/chartex" xmlns:cx6="http://schemas.microsoft.com/office/drawing/2016/5/12/chartex" xmlns:cx7="http://schemas.microsoft.com/office/drawing/2016/5/13/chartex" xmlns:cx8="http://schemas.microsoft.com/office/drawing/2016/5/14/chartex" xmlns:mc="http://schemas.openxmlformats.org/markup-compatibility/2006" xmlns:aink="http://schemas.microsoft.com/office/drawing/2016/ink" xmlns:am3d="http://schemas.microsoft.com/office/drawing/2017/model3d" xmlns:o="urn:schemas-microsoft-com:office:office" xmlns:oel="http://schemas.microsoft.com/office/2019/extlst" xmlns:r="http://schemas.openxmlformats.org/officeDocument/2006/relationships" xmlns:m="http://schemas.openxmlformats.org/officeDocument/2006/math" xmlns:v="urn:schemas-microsoft-com:vml" xmlns:wp14="http://schemas.microsoft.com/office/word/2010/wordprocessingDrawing" xmlns:wp="http://schemas.openxmlformats.org/drawingml/2006/wordprocessingDrawing" xmlns:w10="urn:schemas-microsoft-com:office:word" xmlns:w="http://schemas.openxmlformats.org/wordprocessingml/2006/main" xmlns:w14="http://schemas.microsoft.com/office/word/2010/wordml" xmlns:w15="http://schemas.microsoft.com/office/word/2012/wordml" xmlns:w16cei="http://schemas.microsoft.com/office/word/2026/wordml/cei" xmlns:w16cex="http://schemas.microsoft.com/office/word/2018/wordml/cex" xmlns:w16cid="http://schemas.microsoft.com/office/word/2016/wordml/cid" xmlns:w16="http://schemas.microsoft.com/office/word/2018/wordml" xmlns:w16du="http://schemas.microsoft.com/office/word/2023/wordml/word16du" xmlns:w16sdtdh="http://schemas.microsoft.com/office/word/2020/wordml/sdtdatahash" xmlns:w16sdtfl="http://schemas.microsoft.com/office/word/2024/wordml/sdtformatlock" xmlns:w16se="http://schemas.microsoft.com/office/word/2015/wordml/symex" xmlns:wpg="http://schemas.microsoft.com/office/word/2010/wordprocessingGroup" xmlns:wpi="http://schemas.microsoft.com/office/word/2010/wordprocessingInk" xmlns:wne="http://schemas.microsoft.com/office/word/2006/wordml" xmlns:wps="http://schemas.microsoft.com/office/word/2010/wordprocessingShape" mc:Ignorable="w14 w15 w16se w16cid w16 w16cex w16sdtdh w16sdtfl w16du wp14">
   <w:footnote w:type="separator" w:id="-1">
     <w:p>
       <w:r>
@@ -4676,7 +5720,7 @@
 </file>
 
 <file path=word/numbering.xml><?xml version="1.0" encoding="utf-8"?>
-<w:numbering xmlns:wpc="http://schemas.microsoft.com/office/word/2010/wordprocessingCanvas" xmlns:cx="http://schemas.microsoft.com/office/drawing/2014/chartex" xmlns:cx1="http://schemas.microsoft.com/office/drawing/2015/9/8/chartex" xmlns:cx2="http://schemas.microsoft.com/office/drawing/2015/10/21/chartex" xmlns:cx3="http://schemas.microsoft.com/office/drawing/2016/5/9/chartex" xmlns:cx4="http://schemas.microsoft.com/office/drawing/2016/5/10/chartex" xmlns:cx5="http://schemas.microsoft.com/office/drawing/2016/5/11/chartex" xmlns:cx6="http://schemas.microsoft.com/office/drawing/2016/5/12/chartex" xmlns:cx7="http://schemas.microsoft.com/office/drawing/2016/5/13/chartex" xmlns:cx8="http://schemas.microsoft.com/office/drawing/2016/5/14/chartex" xmlns:mc="http://schemas.openxmlformats.org/markup-compatibility/2006" xmlns:m="http://schemas.openxmlformats.org/officeDocument/2006/math" xmlns:aink="http://schemas.microsoft.com/office/drawing/2016/ink" xmlns:am3d="http://schemas.microsoft.com/office/drawing/2017/model3d" xmlns:oel="http://schemas.microsoft.com/office/2019/extlst" xmlns:r="http://schemas.openxmlformats.org/officeDocument/2006/relationships" xmlns:wp14="http://schemas.microsoft.com/office/word/2010/wordprocessingDrawing" xmlns:wp="http://schemas.openxmlformats.org/drawingml/2006/wordprocessingDrawing" xmlns:wpg="http://schemas.microsoft.com/office/word/2010/wordprocessingGroup" xmlns:wpi="http://schemas.microsoft.com/office/word/2010/wordprocessingInk" xmlns:wps="http://schemas.microsoft.com/office/word/2010/wordprocessingShape" xmlns:o="urn:schemas-microsoft-com:office:office" xmlns:v="urn:schemas-microsoft-com:vml" xmlns:w10="urn:schemas-microsoft-com:office:word" xmlns:w="http://schemas.openxmlformats.org/wordprocessingml/2006/main" xmlns:w14="http://schemas.microsoft.com/office/word/2010/wordml" xmlns:w15="http://schemas.microsoft.com/office/word/2012/wordml" xmlns:w16cei="http://schemas.microsoft.com/office/word/2026/wordml/cei" xmlns:w16cex="http://schemas.microsoft.com/office/word/2018/wordml/cex" xmlns:w16cid="http://schemas.microsoft.com/office/word/2016/wordml/cid" xmlns:w16="http://schemas.microsoft.com/office/word/2018/wordml" xmlns:w16sdtdh="http://schemas.microsoft.com/office/word/2020/wordml/sdtdatahash" xmlns:w16sdtfl="http://schemas.microsoft.com/office/word/2024/wordml/sdtformatlock" xmlns:w16se="http://schemas.microsoft.com/office/word/2015/wordml/symex" xmlns:w16du="http://schemas.microsoft.com/office/word/2023/wordml/word16du" xmlns:wne="http://schemas.microsoft.com/office/word/2006/wordml" mc:Ignorable="w14 w15 w16se w16cid w16 w16cex w16sdtdh w16sdtfl w16du wp14">
+<w:numbering xmlns:wpc="http://schemas.microsoft.com/office/word/2010/wordprocessingCanvas" xmlns:cx="http://schemas.microsoft.com/office/drawing/2014/chartex" xmlns:cx1="http://schemas.microsoft.com/office/drawing/2015/9/8/chartex" xmlns:cx2="http://schemas.microsoft.com/office/drawing/2015/10/21/chartex" xmlns:cx3="http://schemas.microsoft.com/office/drawing/2016/5/9/chartex" xmlns:cx4="http://schemas.microsoft.com/office/drawing/2016/5/10/chartex" xmlns:cx5="http://schemas.microsoft.com/office/drawing/2016/5/11/chartex" xmlns:cx6="http://schemas.microsoft.com/office/drawing/2016/5/12/chartex" xmlns:cx7="http://schemas.microsoft.com/office/drawing/2016/5/13/chartex" xmlns:cx8="http://schemas.microsoft.com/office/drawing/2016/5/14/chartex" xmlns:mc="http://schemas.openxmlformats.org/markup-compatibility/2006" xmlns:aink="http://schemas.microsoft.com/office/drawing/2016/ink" xmlns:am3d="http://schemas.microsoft.com/office/drawing/2017/model3d" xmlns:o="urn:schemas-microsoft-com:office:office" xmlns:oel="http://schemas.microsoft.com/office/2019/extlst" xmlns:r="http://schemas.openxmlformats.org/officeDocument/2006/relationships" xmlns:m="http://schemas.openxmlformats.org/officeDocument/2006/math" xmlns:v="urn:schemas-microsoft-com:vml" xmlns:wp14="http://schemas.microsoft.com/office/word/2010/wordprocessingDrawing" xmlns:wp="http://schemas.openxmlformats.org/drawingml/2006/wordprocessingDrawing" xmlns:w10="urn:schemas-microsoft-com:office:word" xmlns:w="http://schemas.openxmlformats.org/wordprocessingml/2006/main" xmlns:w14="http://schemas.microsoft.com/office/word/2010/wordml" xmlns:w15="http://schemas.microsoft.com/office/word/2012/wordml" xmlns:w16cei="http://schemas.microsoft.com/office/word/2026/wordml/cei" xmlns:w16cex="http://schemas.microsoft.com/office/word/2018/wordml/cex" xmlns:w16cid="http://schemas.microsoft.com/office/word/2016/wordml/cid" xmlns:w16="http://schemas.microsoft.com/office/word/2018/wordml" xmlns:w16du="http://schemas.microsoft.com/office/word/2023/wordml/word16du" xmlns:w16sdtdh="http://schemas.microsoft.com/office/word/2020/wordml/sdtdatahash" xmlns:w16sdtfl="http://schemas.microsoft.com/office/word/2024/wordml/sdtformatlock" xmlns:w16se="http://schemas.microsoft.com/office/word/2015/wordml/symex" xmlns:wpg="http://schemas.microsoft.com/office/word/2010/wordprocessingGroup" xmlns:wpi="http://schemas.microsoft.com/office/word/2010/wordprocessingInk" xmlns:wne="http://schemas.microsoft.com/office/word/2006/wordml" xmlns:wps="http://schemas.microsoft.com/office/word/2010/wordprocessingShape" mc:Ignorable="w14 w15 w16se w16cid w16 w16cex w16sdtdh w16sdtfl w16du wp14">
   <w:abstractNum w:abstractNumId="0" w15:restartNumberingAfterBreak="0">
     <w:nsid w:val="01793B11"/>
     <w:multiLevelType w:val="hybridMultilevel"/>
@@ -4837,7 +5881,7 @@
 </file>
 
 <file path=word/styles.xml><?xml version="1.0" encoding="utf-8"?>
-<w:styles xmlns:mc="http://schemas.openxmlformats.org/markup-compatibility/2006" xmlns:r="http://schemas.openxmlformats.org/officeDocument/2006/relationships" xmlns:w="http://schemas.openxmlformats.org/wordprocessingml/2006/main" xmlns:w14="http://schemas.microsoft.com/office/word/2010/wordml" xmlns:w15="http://schemas.microsoft.com/office/word/2012/wordml" xmlns:w16cex="http://schemas.microsoft.com/office/word/2018/wordml/cex" xmlns:w16cid="http://schemas.microsoft.com/office/word/2016/wordml/cid" xmlns:w16="http://schemas.microsoft.com/office/word/2018/wordml" xmlns:w16sdtdh="http://schemas.microsoft.com/office/word/2020/wordml/sdtdatahash" xmlns:w16sdtfl="http://schemas.microsoft.com/office/word/2024/wordml/sdtformatlock" xmlns:w16se="http://schemas.microsoft.com/office/word/2015/wordml/symex" xmlns:w16du="http://schemas.microsoft.com/office/word/2023/wordml/word16du" mc:Ignorable="w14 w15 w16se w16cid w16 w16cex w16sdtdh w16sdtfl w16du">
+<w:styles xmlns:mc="http://schemas.openxmlformats.org/markup-compatibility/2006" xmlns:r="http://schemas.openxmlformats.org/officeDocument/2006/relationships" xmlns:w="http://schemas.openxmlformats.org/wordprocessingml/2006/main" xmlns:w14="http://schemas.microsoft.com/office/word/2010/wordml" xmlns:w15="http://schemas.microsoft.com/office/word/2012/wordml" xmlns:w16cex="http://schemas.microsoft.com/office/word/2018/wordml/cex" xmlns:w16cid="http://schemas.microsoft.com/office/word/2016/wordml/cid" xmlns:w16="http://schemas.microsoft.com/office/word/2018/wordml" xmlns:w16du="http://schemas.microsoft.com/office/word/2023/wordml/word16du" xmlns:w16sdtdh="http://schemas.microsoft.com/office/word/2020/wordml/sdtdatahash" xmlns:w16sdtfl="http://schemas.microsoft.com/office/word/2024/wordml/sdtformatlock" xmlns:w16se="http://schemas.microsoft.com/office/word/2015/wordml/symex" mc:Ignorable="w14 w15 w16se w16cid w16 w16cex w16sdtdh w16sdtfl w16du">
   <w:docDefaults>
     <w:rPrDefault>
       <w:rPr>
